--- a/docs/WindGuard_TX_Data_Flow.docx
+++ b/docs/WindGuard_TX_Data_Flow.docx
@@ -31,7 +31,7 @@
           <w:color w:val="616E7C"/>
           <w:sz w:val="18"/>
         </w:rPr>
-        <w:t>App: barsa1ly.github.io/windguard-tx   ·   Code: github.com/barsa1ly/windguard-tx (commit 784c039)   ·   October 28, 2026</w:t>
+        <w:t>App: barsa1ly.github.io/windguard-tx   ·   Code: github.com/barsa1ly/windguard-tx (commit 63ada32)   ·   October 28, 2026</w:t>
       </w:r>
     </w:p>
     <w:p>
@@ -180,7 +180,7 @@
         <w:t>Gridded wind and moisture, at the same time.</w:t>
       </w:r>
       <w:r>
-        <w:t xml:space="preserve"> Hourly wind for the chosen period comes from ECMWF through Open-Meteo (usually 1–3 s) or NASA MERRA-2. If Open-Meteo errors or has not answered within 20 s, the app switches to MERRA-2. Daily rain and ET₀ come from gridMET. The Wind tab first shows the model, uncalibrated.</w:t>
+        <w:t xml:space="preserve"> Hourly wind for the chosen period comes straight from NASA (MERRA-2 through NASA POWER, usually 1–3 s). If NASA errors or has not answered within 20 s, the app switches to ECMWF through Open-Meteo. Daily rain and ET₀ come from gridMET, else NASA POWER, else Open-Meteo. The Wind tab first shows the model, uncalibrated.</w:t>
       </w:r>
     </w:p>
     <w:p>
@@ -1499,7 +1499,7 @@
                 <w:b/>
                 <w:sz w:val="18"/>
               </w:rPr>
-              <w:t>Reference ET (last fallback)</w:t>
+              <w:t>Reference ET when gridMET fails</w:t>
             </w:r>
           </w:p>
         </w:tc>
@@ -1515,7 +1515,7 @@
               <w:rPr>
                 <w:sz w:val="18"/>
               </w:rPr>
-              <w:t>Hargreaves: ET₀ = 0.0023 Ra (Tmean + 17.8) √(Tmax − Tmin)</w:t>
+              <w:t>FAO-56 Penman–Monteith from NASA POWER Tmax, Tmin, dew point, 2 m wind and solar radiation (Rn = 0.77 Rs − Rnl, G = 0); Hargreaves 0.0023 Ra (T + 17.8) √(Tmax − Tmin) on days missing an input</w:t>
             </w:r>
           </w:p>
         </w:tc>
@@ -3159,7 +3159,7 @@
               <w:rPr>
                 <w:sz w:val="17"/>
               </w:rPr>
-              <w:t>Open-Meteo daily (ECMWF), then NASA POWER daily with Hargreaves ET₀</w:t>
+              <w:t>NASA POWER daily with Penman–Monteith ET₀ computed in the app, then Open-Meteo daily (ECMWF)</w:t>
             </w:r>
           </w:p>
         </w:tc>
@@ -3181,7 +3181,7 @@
                 <w:b/>
                 <w:sz w:val="17"/>
               </w:rPr>
-              <w:t>Hourly 10 m wind speed and direction, daily max gust (default)</w:t>
+              <w:t>Hourly 10 m wind speed and direction (default)</w:t>
             </w:r>
           </w:p>
         </w:tc>
@@ -3197,7 +3197,7 @@
               <w:rPr>
                 <w:sz w:val="17"/>
               </w:rPr>
-              <w:t>ECMWF: IFS analysis from 2017, ERA5 before</w:t>
+              <w:t>NASA GMAO MERRA-2</w:t>
             </w:r>
           </w:p>
         </w:tc>
@@ -3213,7 +3213,7 @@
               <w:rPr>
                 <w:sz w:val="17"/>
               </w:rPr>
-              <w:t>Open-Meteo archive (re-hosted copy); two requests in parallel</w:t>
+              <w:t>NASA POWER hourly API (direct)</w:t>
             </w:r>
           </w:p>
         </w:tc>
@@ -3229,7 +3229,7 @@
               <w:rPr>
                 <w:sz w:val="17"/>
               </w:rPr>
-              <w:t>9 km from 2017; 0.25° (~28 km) before</w:t>
+              <w:t>0.5° × 0.625° (~50 km), 2001 on; no gust variable</w:t>
             </w:r>
           </w:p>
         </w:tc>
@@ -3245,7 +3245,7 @@
               <w:rPr>
                 <w:sz w:val="17"/>
               </w:rPr>
-              <w:t>NASA MERRA-2 if Open-Meteo errors or has not answered within 20 s</w:t>
+              <w:t>ECMWF via Open-Meteo if NASA POWER errors or has not answered within 20 s</w:t>
             </w:r>
           </w:p>
         </w:tc>
@@ -3268,7 +3268,7 @@
                 <w:b/>
                 <w:sz w:val="17"/>
               </w:rPr>
-              <w:t>Hourly 10 m wind speed and direction (alternative)</w:t>
+              <w:t>Hourly 10 m wind, daily max gust (backup, or when chosen)</w:t>
             </w:r>
           </w:p>
         </w:tc>
@@ -3285,7 +3285,7 @@
               <w:rPr>
                 <w:sz w:val="17"/>
               </w:rPr>
-              <w:t>NASA GMAO MERRA-2</w:t>
+              <w:t>ECMWF: IFS analysis from 2017, ERA5 before</w:t>
             </w:r>
           </w:p>
         </w:tc>
@@ -3302,7 +3302,7 @@
               <w:rPr>
                 <w:sz w:val="17"/>
               </w:rPr>
-              <w:t>NASA POWER hourly API (direct)</w:t>
+              <w:t>Open-Meteo archive (re-hosted copy)</w:t>
             </w:r>
           </w:p>
         </w:tc>
@@ -3319,7 +3319,7 @@
               <w:rPr>
                 <w:sz w:val="17"/>
               </w:rPr>
-              <w:t>0.5° × 0.625° (~50 km), 2001 on; no gust variable</w:t>
+              <w:t>9 km from 2017; 0.25° (~28 km) before</w:t>
             </w:r>
           </w:p>
         </w:tc>
@@ -3336,7 +3336,7 @@
               <w:rPr>
                 <w:sz w:val="17"/>
               </w:rPr>
-              <w:t>ECMWF via Open-Meteo</w:t>
+              <w:t>NASA MERRA-2</w:t>
             </w:r>
           </w:p>
         </w:tc>
@@ -4028,7 +4028,7 @@
               <w:rPr>
                 <w:sz w:val="18"/>
               </w:rPr>
-              <w:t>ECMWF (Open-Meteo) or MERRA-2, calibrated to the NOAA airport</w:t>
+              <w:t>NASA MERRA-2 (ECMWF via Open-Meteo as backup), calibrated to the NOAA airport</w:t>
             </w:r>
           </w:p>
         </w:tc>
@@ -4572,10 +4572,10 @@
         <w:rPr>
           <w:b/>
         </w:rPr>
-        <w:t>ECMWF comes through a copy.</w:t>
+        <w:t>Open-Meteo is only a backup.</w:t>
       </w:r>
       <w:r>
-        <w:t xml:space="preserve"> Copernicus's own data store needs each user's personal key and a queued job that takes minutes, so the app reads Open-Meteo's copy, which arrives in seconds. NASA MERRA-2 is the direct alternative and the automatic fallback.</w:t>
+        <w:t xml:space="preserve"> Every default source is direct. Open-Meteo steps in for wind when NASA POWER errors or has not answered within 20 s, for daily weather when gridMET and NASA POWER both fail, for elevation when USGS fails, and when you choose ECMWF (Copernicus's own store needs each user's key and a queued job). After calibration both models give 1,291–1,295 erosive h/yr at Lubbock.</w:t>
       </w:r>
     </w:p>
     <w:p>
@@ -4605,7 +4605,7 @@
         <w:t>MERRA-2 has no gusts.</w:t>
       </w:r>
       <w:r>
-        <w:t xml:space="preserve"> Its daily maximum hourly wind stands in for gusts during calibration, and gust days show n/a.</w:t>
+        <w:t xml:space="preserve"> Its daily maximum hourly wind stands in for gusts during calibration; without an airport, gust days show n/a.</w:t>
       </w:r>
     </w:p>
     <w:p>
@@ -4620,7 +4620,7 @@
         <w:t>gridMET lags a few days.</w:t>
       </w:r>
       <w:r>
-        <w:t xml:space="preserve"> The newest ~4 days are not yet published; a point with less than 80 % of days falls back to Open-Meteo and then NASA POWER.</w:t>
+        <w:t xml:space="preserve"> The newest ~4 days are not yet published; a point with less than 80 % of days falls back to NASA POWER and then Open-Meteo.</w:t>
       </w:r>
     </w:p>
     <w:p>

--- a/docs/WindGuard_TX_Data_Flow.docx
+++ b/docs/WindGuard_TX_Data_Flow.docx
@@ -31,7 +31,7 @@
           <w:color w:val="616E7C"/>
           <w:sz w:val="18"/>
         </w:rPr>
-        <w:t>App: barsa1ly.github.io/windguard-tx   ·   Code: github.com/barsa1ly/windguard-tx (commit 63ada32)   ·   October 28, 2026</w:t>
+        <w:t>App: barsa1ly.github.io/windguard-tx   ·   Code: github.com/barsa1ly/windguard-tx (commit cb3fec1)   ·   October 28, 2026</w:t>
       </w:r>
     </w:p>
     <w:p>
@@ -135,7 +135,7 @@
         <w:t>Location check.</w:t>
       </w:r>
       <w:r>
-        <w:t xml:space="preserve"> The point is tested against the Texas outline drawn on the map (U.S. Census 1:5,000,000 state boundary). Outside it, the app shows a message and downloads nothing. Place search lists only places inside Texas.</w:t>
+        <w:t xml:space="preserve"> The point is tested against the Texas outline drawn on the map (U.S. Census 1:5,000,000 state boundary). A map click or pin drag is also checked against building footprints (USA Structures), roads (Census TIGER) and water bodies (USGS NHD). If it fails, the app says why and downloads nothing. Place search lists only places inside Texas.</w:t>
       </w:r>
     </w:p>
     <w:p>
@@ -444,7 +444,72 @@
         <w:spacing w:before="0"/>
       </w:pPr>
       <w:r>
-        <w:t>7. Calculations, step by step</w:t>
+        <w:t>7. Field or area analysis</w:t>
+      </w:r>
+    </w:p>
+    <w:p>
+      <w:r>
+        <w:t>The area tool (polygon button on the map) works on a whole field or ranch instead of one point. Four sources are read at once for the boundary; sample points then give the share of the open land in each Wind Erodibility Group and risk class.</w:t>
+      </w:r>
+    </w:p>
+    <w:p>
+      <w:pPr>
+        <w:spacing w:after="40"/>
+        <w:jc w:val="center"/>
+      </w:pPr>
+      <w:r>
+        <w:drawing>
+          <wp:inline xmlns:a="http://schemas.openxmlformats.org/drawingml/2006/main" xmlns:pic="http://schemas.openxmlformats.org/drawingml/2006/picture">
+            <wp:extent cx="5394960" cy="5708620"/>
+            <wp:docPr id="4" name="Picture 4"/>
+            <wp:cNvGraphicFramePr>
+              <a:graphicFrameLocks noChangeAspect="1"/>
+            </wp:cNvGraphicFramePr>
+            <a:graphic>
+              <a:graphicData uri="http://schemas.openxmlformats.org/drawingml/2006/picture">
+                <pic:pic>
+                  <pic:nvPicPr>
+                    <pic:cNvPr id="0" name="flow_area.png"/>
+                    <pic:cNvPicPr/>
+                  </pic:nvPicPr>
+                  <pic:blipFill>
+                    <a:blip r:embed="rId13"/>
+                    <a:stretch>
+                      <a:fillRect/>
+                    </a:stretch>
+                  </pic:blipFill>
+                  <pic:spPr>
+                    <a:xfrm>
+                      <a:off x="0" y="0"/>
+                      <a:ext cx="5394960" cy="5708620"/>
+                    </a:xfrm>
+                    <a:prstGeom prst="rect"/>
+                  </pic:spPr>
+                </pic:pic>
+              </a:graphicData>
+            </a:graphic>
+          </wp:inline>
+        </w:drawing>
+      </w:r>
+    </w:p>
+    <w:p>
+      <w:pPr>
+        <w:pStyle w:val="Caption"/>
+        <w:spacing w:after="160"/>
+        <w:jc w:val="center"/>
+      </w:pPr>
+      <w:r>
+        <w:t>Figure 4. Field or area analysis, and the map-click check.</w:t>
+      </w:r>
+    </w:p>
+    <w:p>
+      <w:pPr>
+        <w:pStyle w:val="Heading1"/>
+        <w:pageBreakBefore/>
+        <w:spacing w:before="0"/>
+      </w:pPr>
+      <w:r>
+        <w:t>8. Calculations, step by step</w:t>
       </w:r>
     </w:p>
     <w:p>
@@ -2697,10 +2762,634 @@
     </w:p>
     <w:p>
       <w:pPr>
+        <w:pStyle w:val="Heading2"/>
+      </w:pPr>
+      <w:r>
+        <w:t>Field or area analysis (Figure 4)</w:t>
+      </w:r>
+    </w:p>
+    <w:tbl>
+      <w:tblPr>
+        <w:tblW w:type="auto" w:w="0"/>
+        <w:jc w:val="center"/>
+        <w:tblBorders>
+          <w:top w:val="single" w:sz="4" w:space="0" w:color="C9D1D9"/>
+          <w:left w:val="single" w:sz="4" w:space="0" w:color="C9D1D9"/>
+          <w:bottom w:val="single" w:sz="4" w:space="0" w:color="C9D1D9"/>
+          <w:right w:val="single" w:sz="4" w:space="0" w:color="C9D1D9"/>
+          <w:insideH w:val="single" w:sz="4" w:space="0" w:color="C9D1D9"/>
+          <w:insideV w:val="single" w:sz="4" w:space="0" w:color="C9D1D9"/>
+        </w:tblBorders>
+        <w:tblLayout w:type="fixed"/>
+        <w:tblLook w:firstColumn="1" w:firstRow="1" w:lastColumn="0" w:lastRow="0" w:noHBand="0" w:noVBand="1" w:val="04A0"/>
+      </w:tblPr>
+      <w:tblGrid>
+        <w:gridCol w:w="1944"/>
+        <w:gridCol w:w="4320"/>
+        <w:gridCol w:w="2232"/>
+        <w:gridCol w:w="1584"/>
+      </w:tblGrid>
+      <w:tr>
+        <w:trPr>
+          <w:tblHeader w:val="true"/>
+        </w:trPr>
+        <w:tc>
+          <w:tcPr>
+            <w:tcW w:type="dxa" w:w="1944"/>
+            <w:shd w:val="clear" w:color="auto" w:fill="323F4B"/>
+          </w:tcPr>
+          <w:p>
+            <w:r>
+              <w:rPr>
+                <w:b/>
+                <w:color w:val="FFFFFF"/>
+                <w:sz w:val="18"/>
+              </w:rPr>
+              <w:t>Step</w:t>
+            </w:r>
+          </w:p>
+        </w:tc>
+        <w:tc>
+          <w:tcPr>
+            <w:tcW w:type="dxa" w:w="4320"/>
+            <w:shd w:val="clear" w:color="auto" w:fill="323F4B"/>
+          </w:tcPr>
+          <w:p>
+            <w:r>
+              <w:rPr>
+                <w:b/>
+                <w:color w:val="FFFFFF"/>
+                <w:sz w:val="18"/>
+              </w:rPr>
+              <w:t>Rule or equation</w:t>
+            </w:r>
+          </w:p>
+        </w:tc>
+        <w:tc>
+          <w:tcPr>
+            <w:tcW w:type="dxa" w:w="2232"/>
+            <w:shd w:val="clear" w:color="auto" w:fill="323F4B"/>
+          </w:tcPr>
+          <w:p>
+            <w:r>
+              <w:rPr>
+                <w:b/>
+                <w:color w:val="FFFFFF"/>
+                <w:sz w:val="18"/>
+              </w:rPr>
+              <w:t>Inputs → output</w:t>
+            </w:r>
+          </w:p>
+        </w:tc>
+        <w:tc>
+          <w:tcPr>
+            <w:tcW w:type="dxa" w:w="1584"/>
+            <w:shd w:val="clear" w:color="auto" w:fill="323F4B"/>
+          </w:tcPr>
+          <w:p>
+            <w:r>
+              <w:rPr>
+                <w:b/>
+                <w:color w:val="FFFFFF"/>
+                <w:sz w:val="18"/>
+              </w:rPr>
+              <w:t>Where</w:t>
+            </w:r>
+          </w:p>
+        </w:tc>
+      </w:tr>
+      <w:tr>
+        <w:trPr>
+          <w:cantSplit/>
+        </w:trPr>
+        <w:tc>
+          <w:tcPr>
+            <w:tcW w:type="dxa" w:w="1944"/>
+          </w:tcPr>
+          <w:p>
+            <w:pPr>
+              <w:spacing w:after="0" w:line="240" w:lineRule="auto"/>
+            </w:pPr>
+            <w:r>
+              <w:rPr>
+                <w:b/>
+                <w:sz w:val="18"/>
+              </w:rPr>
+              <w:t>Read the boundary</w:t>
+            </w:r>
+          </w:p>
+        </w:tc>
+        <w:tc>
+          <w:tcPr>
+            <w:tcW w:type="dxa" w:w="4320"/>
+          </w:tcPr>
+          <w:p>
+            <w:pPr>
+              <w:spacing w:after="0" w:line="240" w:lineRule="auto"/>
+            </w:pPr>
+            <w:r>
+              <w:rPr>
+                <w:sz w:val="18"/>
+              </w:rPr>
+              <w:t>drawn corners, or a file: shpjs (reprojects with the .prj), togeojson (KML), JSZip (KMZ), GeoJSON; all polygons kept, limit 500 km²</w:t>
+            </w:r>
+          </w:p>
+        </w:tc>
+        <w:tc>
+          <w:tcPr>
+            <w:tcW w:type="dxa" w:w="2232"/>
+          </w:tcPr>
+          <w:p>
+            <w:pPr>
+              <w:spacing w:after="0" w:line="240" w:lineRule="auto"/>
+            </w:pPr>
+            <w:r>
+              <w:rPr>
+                <w:sz w:val="18"/>
+              </w:rPr>
+              <w:t>file → polygons, acres</w:t>
+            </w:r>
+          </w:p>
+        </w:tc>
+        <w:tc>
+          <w:tcPr>
+            <w:tcW w:type="dxa" w:w="1584"/>
+          </w:tcPr>
+          <w:p>
+            <w:pPr>
+              <w:spacing w:after="0" w:line="240" w:lineRule="auto"/>
+            </w:pPr>
+            <w:r>
+              <w:rPr>
+                <w:sz w:val="18"/>
+              </w:rPr>
+              <w:t xml:space="preserve">area.js · </w:t>
+            </w:r>
+            <w:r>
+              <w:rPr>
+                <w:rFonts w:ascii="Consolas" w:hAnsi="Consolas"/>
+                <w:sz w:val="16"/>
+              </w:rPr>
+              <w:t>parseFiles</w:t>
+            </w:r>
+            <w:r>
+              <w:rPr>
+                <w:sz w:val="18"/>
+              </w:rPr>
+              <w:t xml:space="preserve">, </w:t>
+            </w:r>
+            <w:r>
+              <w:rPr>
+                <w:rFonts w:ascii="Consolas" w:hAnsi="Consolas"/>
+                <w:sz w:val="16"/>
+              </w:rPr>
+              <w:t>polysArea</w:t>
+            </w:r>
+          </w:p>
+        </w:tc>
+      </w:tr>
+      <w:tr>
+        <w:trPr>
+          <w:cantSplit/>
+        </w:trPr>
+        <w:tc>
+          <w:tcPr>
+            <w:tcW w:type="dxa" w:w="1944"/>
+            <w:shd w:val="clear" w:color="auto" w:fill="F5F7FA"/>
+          </w:tcPr>
+          <w:p>
+            <w:pPr>
+              <w:spacing w:after="0" w:line="240" w:lineRule="auto"/>
+            </w:pPr>
+            <w:r>
+              <w:rPr>
+                <w:b/>
+                <w:sz w:val="18"/>
+              </w:rPr>
+              <w:t>Clip the soils</w:t>
+            </w:r>
+          </w:p>
+        </w:tc>
+        <w:tc>
+          <w:tcPr>
+            <w:tcW w:type="dxa" w:w="4320"/>
+            <w:shd w:val="clear" w:color="auto" w:fill="F5F7FA"/>
+          </w:tcPr>
+          <w:p>
+            <w:pPr>
+              <w:spacing w:after="0" w:line="240" w:lineRule="auto"/>
+            </w:pPr>
+            <w:r>
+              <w:rPr>
+                <w:rFonts w:ascii="Consolas" w:hAnsi="Consolas"/>
+                <w:sz w:val="16"/>
+              </w:rPr>
+              <w:t>mupolygongeo.STIntersection(boundary)</w:t>
+            </w:r>
+            <w:r>
+              <w:rPr>
+                <w:sz w:val="18"/>
+              </w:rPr>
+              <w:t xml:space="preserve"> on Soil Data Access (boundary simplified to ≤ 600 vertices); components with WEG, I, %; climatic factor C per map unit</w:t>
+            </w:r>
+          </w:p>
+        </w:tc>
+        <w:tc>
+          <w:tcPr>
+            <w:tcW w:type="dxa" w:w="2232"/>
+            <w:shd w:val="clear" w:color="auto" w:fill="F5F7FA"/>
+          </w:tcPr>
+          <w:p>
+            <w:pPr>
+              <w:spacing w:after="0" w:line="240" w:lineRule="auto"/>
+            </w:pPr>
+            <w:r>
+              <w:rPr>
+                <w:sz w:val="18"/>
+              </w:rPr>
+              <w:t>boundary → soil polygons</w:t>
+            </w:r>
+          </w:p>
+        </w:tc>
+        <w:tc>
+          <w:tcPr>
+            <w:tcW w:type="dxa" w:w="1584"/>
+            <w:shd w:val="clear" w:color="auto" w:fill="F5F7FA"/>
+          </w:tcPr>
+          <w:p>
+            <w:pPr>
+              <w:spacing w:after="0" w:line="240" w:lineRule="auto"/>
+            </w:pPr>
+            <w:r>
+              <w:rPr>
+                <w:sz w:val="18"/>
+              </w:rPr>
+              <w:t xml:space="preserve">area.js · </w:t>
+            </w:r>
+            <w:r>
+              <w:rPr>
+                <w:rFonts w:ascii="Consolas" w:hAnsi="Consolas"/>
+                <w:sz w:val="16"/>
+              </w:rPr>
+              <w:t>soils</w:t>
+            </w:r>
+          </w:p>
+        </w:tc>
+      </w:tr>
+      <w:tr>
+        <w:trPr>
+          <w:cantSplit/>
+        </w:trPr>
+        <w:tc>
+          <w:tcPr>
+            <w:tcW w:type="dxa" w:w="1944"/>
+          </w:tcPr>
+          <w:p>
+            <w:pPr>
+              <w:spacing w:after="0" w:line="240" w:lineRule="auto"/>
+            </w:pPr>
+            <w:r>
+              <w:rPr>
+                <w:b/>
+                <w:sz w:val="18"/>
+              </w:rPr>
+              <w:t>Left-out features</w:t>
+            </w:r>
+          </w:p>
+        </w:tc>
+        <w:tc>
+          <w:tcPr>
+            <w:tcW w:type="dxa" w:w="4320"/>
+          </w:tcPr>
+          <w:p>
+            <w:pPr>
+              <w:spacing w:after="0" w:line="240" w:lineRule="auto"/>
+            </w:pPr>
+            <w:r>
+              <w:rPr>
+                <w:sz w:val="18"/>
+              </w:rPr>
+              <w:t>USA Structures footprints; TIGER roads as bands (S1100 15 m, S1200 9 m, S1400 5 m … half-widths); NHD lakes, reservoirs, marshes, estuaries; SSURGO Water units</w:t>
+            </w:r>
+          </w:p>
+        </w:tc>
+        <w:tc>
+          <w:tcPr>
+            <w:tcW w:type="dxa" w:w="2232"/>
+          </w:tcPr>
+          <w:p>
+            <w:pPr>
+              <w:spacing w:after="0" w:line="240" w:lineRule="auto"/>
+            </w:pPr>
+            <w:r>
+              <w:rPr>
+                <w:sz w:val="18"/>
+              </w:rPr>
+              <w:t>boundary box → features</w:t>
+            </w:r>
+          </w:p>
+        </w:tc>
+        <w:tc>
+          <w:tcPr>
+            <w:tcW w:type="dxa" w:w="1584"/>
+          </w:tcPr>
+          <w:p>
+            <w:pPr>
+              <w:spacing w:after="0" w:line="240" w:lineRule="auto"/>
+            </w:pPr>
+            <w:r>
+              <w:rPr>
+                <w:sz w:val="18"/>
+              </w:rPr>
+              <w:t xml:space="preserve">area.js · </w:t>
+            </w:r>
+            <w:r>
+              <w:rPr>
+                <w:rFonts w:ascii="Consolas" w:hAnsi="Consolas"/>
+                <w:sz w:val="16"/>
+              </w:rPr>
+              <w:t>exclusions</w:t>
+            </w:r>
+          </w:p>
+        </w:tc>
+      </w:tr>
+      <w:tr>
+        <w:trPr>
+          <w:cantSplit/>
+        </w:trPr>
+        <w:tc>
+          <w:tcPr>
+            <w:tcW w:type="dxa" w:w="1944"/>
+            <w:shd w:val="clear" w:color="auto" w:fill="F5F7FA"/>
+          </w:tcPr>
+          <w:p>
+            <w:pPr>
+              <w:spacing w:after="0" w:line="240" w:lineRule="auto"/>
+            </w:pPr>
+            <w:r>
+              <w:rPr>
+                <w:b/>
+                <w:sz w:val="18"/>
+              </w:rPr>
+              <w:t>Sample</w:t>
+            </w:r>
+          </w:p>
+        </w:tc>
+        <w:tc>
+          <w:tcPr>
+            <w:tcW w:type="dxa" w:w="4320"/>
+            <w:shd w:val="clear" w:color="auto" w:fill="F5F7FA"/>
+          </w:tcPr>
+          <w:p>
+            <w:pPr>
+              <w:spacing w:after="0" w:line="240" w:lineRule="auto"/>
+            </w:pPr>
+            <w:r>
+              <w:rPr>
+                <w:sz w:val="18"/>
+              </w:rPr>
+              <w:t>≈ 20,000 stratified random points (one per grid cell, seeded) inside the boundary; drop left-out, outside-Texas and no-soil points</w:t>
+            </w:r>
+          </w:p>
+        </w:tc>
+        <w:tc>
+          <w:tcPr>
+            <w:tcW w:type="dxa" w:w="2232"/>
+            <w:shd w:val="clear" w:color="auto" w:fill="F5F7FA"/>
+          </w:tcPr>
+          <w:p>
+            <w:pPr>
+              <w:spacing w:after="0" w:line="240" w:lineRule="auto"/>
+            </w:pPr>
+            <w:r>
+              <w:rPr>
+                <w:sz w:val="18"/>
+              </w:rPr>
+              <w:t>points → kept points</w:t>
+            </w:r>
+          </w:p>
+        </w:tc>
+        <w:tc>
+          <w:tcPr>
+            <w:tcW w:type="dxa" w:w="1584"/>
+            <w:shd w:val="clear" w:color="auto" w:fill="F5F7FA"/>
+          </w:tcPr>
+          <w:p>
+            <w:pPr>
+              <w:spacing w:after="0" w:line="240" w:lineRule="auto"/>
+            </w:pPr>
+            <w:r>
+              <w:rPr>
+                <w:sz w:val="18"/>
+              </w:rPr>
+              <w:t xml:space="preserve">area.js · </w:t>
+            </w:r>
+            <w:r>
+              <w:rPr>
+                <w:rFonts w:ascii="Consolas" w:hAnsi="Consolas"/>
+                <w:sz w:val="16"/>
+              </w:rPr>
+              <w:t>samples</w:t>
+            </w:r>
+            <w:r>
+              <w:rPr>
+                <w:sz w:val="18"/>
+              </w:rPr>
+              <w:t xml:space="preserve">, </w:t>
+            </w:r>
+            <w:r>
+              <w:rPr>
+                <w:rFonts w:ascii="Consolas" w:hAnsi="Consolas"/>
+                <w:sz w:val="16"/>
+              </w:rPr>
+              <w:t>hitAt</w:t>
+            </w:r>
+          </w:p>
+        </w:tc>
+      </w:tr>
+      <w:tr>
+        <w:trPr>
+          <w:cantSplit/>
+        </w:trPr>
+        <w:tc>
+          <w:tcPr>
+            <w:tcW w:type="dxa" w:w="1944"/>
+          </w:tcPr>
+          <w:p>
+            <w:pPr>
+              <w:spacing w:after="0" w:line="240" w:lineRule="auto"/>
+            </w:pPr>
+            <w:r>
+              <w:rPr>
+                <w:b/>
+                <w:sz w:val="18"/>
+              </w:rPr>
+              <w:t>Shares</w:t>
+            </w:r>
+          </w:p>
+        </w:tc>
+        <w:tc>
+          <w:tcPr>
+            <w:tcW w:type="dxa" w:w="4320"/>
+          </w:tcPr>
+          <w:p>
+            <w:pPr>
+              <w:spacing w:after="0" w:line="240" w:lineRule="auto"/>
+            </w:pPr>
+            <w:r>
+              <w:rPr>
+                <w:sz w:val="18"/>
+              </w:rPr>
+              <w:t>share = Σ points Σ components (pct/100)·[class] ÷ Σ points Σ components (pct/100); E = I × C / 100; ± 0.7 points at 95 %</w:t>
+            </w:r>
+          </w:p>
+        </w:tc>
+        <w:tc>
+          <w:tcPr>
+            <w:tcW w:type="dxa" w:w="2232"/>
+          </w:tcPr>
+          <w:p>
+            <w:pPr>
+              <w:spacing w:after="0" w:line="240" w:lineRule="auto"/>
+            </w:pPr>
+            <w:r>
+              <w:rPr>
+                <w:sz w:val="18"/>
+              </w:rPr>
+              <w:t>kept points → % and acres</w:t>
+            </w:r>
+          </w:p>
+        </w:tc>
+        <w:tc>
+          <w:tcPr>
+            <w:tcW w:type="dxa" w:w="1584"/>
+          </w:tcPr>
+          <w:p>
+            <w:pPr>
+              <w:spacing w:after="0" w:line="240" w:lineRule="auto"/>
+            </w:pPr>
+            <w:r>
+              <w:rPr>
+                <w:sz w:val="18"/>
+              </w:rPr>
+              <w:t xml:space="preserve">area.js · </w:t>
+            </w:r>
+            <w:r>
+              <w:rPr>
+                <w:rFonts w:ascii="Consolas" w:hAnsi="Consolas"/>
+                <w:sz w:val="16"/>
+              </w:rPr>
+              <w:t>analyse</w:t>
+            </w:r>
+          </w:p>
+        </w:tc>
+      </w:tr>
+      <w:tr>
+        <w:trPr>
+          <w:cantSplit/>
+        </w:trPr>
+        <w:tc>
+          <w:tcPr>
+            <w:tcW w:type="dxa" w:w="1944"/>
+            <w:shd w:val="clear" w:color="auto" w:fill="F5F7FA"/>
+          </w:tcPr>
+          <w:p>
+            <w:pPr>
+              <w:spacing w:after="0" w:line="240" w:lineRule="auto"/>
+            </w:pPr>
+            <w:r>
+              <w:rPr>
+                <w:b/>
+                <w:sz w:val="18"/>
+              </w:rPr>
+              <w:t>Map-click check</w:t>
+            </w:r>
+          </w:p>
+        </w:tc>
+        <w:tc>
+          <w:tcPr>
+            <w:tcW w:type="dxa" w:w="4320"/>
+            <w:shd w:val="clear" w:color="auto" w:fill="F5F7FA"/>
+          </w:tcPr>
+          <w:p>
+            <w:pPr>
+              <w:spacing w:after="0" w:line="240" w:lineRule="auto"/>
+            </w:pPr>
+            <w:r>
+              <w:rPr>
+                <w:sz w:val="18"/>
+              </w:rPr>
+              <w:t>same layers in a ~180 m box; inside a building or water, or within a road half-width → refused; accepted if the services take &gt; 3.5 s</w:t>
+            </w:r>
+          </w:p>
+        </w:tc>
+        <w:tc>
+          <w:tcPr>
+            <w:tcW w:type="dxa" w:w="2232"/>
+            <w:shd w:val="clear" w:color="auto" w:fill="F5F7FA"/>
+          </w:tcPr>
+          <w:p>
+            <w:pPr>
+              <w:spacing w:after="0" w:line="240" w:lineRule="auto"/>
+            </w:pPr>
+            <w:r>
+              <w:rPr>
+                <w:sz w:val="18"/>
+              </w:rPr>
+              <w:t>click → accept or refuse</w:t>
+            </w:r>
+          </w:p>
+        </w:tc>
+        <w:tc>
+          <w:tcPr>
+            <w:tcW w:type="dxa" w:w="1584"/>
+            <w:shd w:val="clear" w:color="auto" w:fill="F5F7FA"/>
+          </w:tcPr>
+          <w:p>
+            <w:pPr>
+              <w:spacing w:after="0" w:line="240" w:lineRule="auto"/>
+            </w:pPr>
+            <w:r>
+              <w:rPr>
+                <w:sz w:val="18"/>
+              </w:rPr>
+              <w:t xml:space="preserve">area.js · </w:t>
+            </w:r>
+            <w:r>
+              <w:rPr>
+                <w:rFonts w:ascii="Consolas" w:hAnsi="Consolas"/>
+                <w:sz w:val="16"/>
+              </w:rPr>
+              <w:t>excludedAt</w:t>
+            </w:r>
+            <w:r>
+              <w:rPr>
+                <w:sz w:val="18"/>
+              </w:rPr>
+              <w:t xml:space="preserve">; app.js · </w:t>
+            </w:r>
+            <w:r>
+              <w:rPr>
+                <w:rFonts w:ascii="Consolas" w:hAnsi="Consolas"/>
+                <w:sz w:val="16"/>
+              </w:rPr>
+              <w:t>pickSite</w:t>
+            </w:r>
+          </w:p>
+        </w:tc>
+      </w:tr>
+    </w:tbl>
+    <w:p>
+      <w:pPr>
+        <w:spacing w:after="40"/>
+      </w:pPr>
+    </w:p>
+    <w:p>
+      <w:pPr>
         <w:pStyle w:val="Heading1"/>
       </w:pPr>
       <w:r>
-        <w:t>8. Data sources</w:t>
+        <w:t>9. Data sources</w:t>
       </w:r>
     </w:p>
     <w:tbl>
@@ -3535,7 +4224,7 @@
                 <w:b/>
                 <w:sz w:val="17"/>
               </w:rPr>
-              <w:t>Place search</w:t>
+              <w:t>Soil polygons inside a drawn or uploaded area</w:t>
             </w:r>
           </w:p>
         </w:tc>
@@ -3551,7 +4240,7 @@
               <w:rPr>
                 <w:sz w:val="17"/>
               </w:rPr>
-              <w:t>OpenStreetMap Nominatim</w:t>
+              <w:t>USDA-NRCS SSURGO</w:t>
             </w:r>
           </w:p>
         </w:tc>
@@ -3567,7 +4256,7 @@
               <w:rPr>
                 <w:sz w:val="17"/>
               </w:rPr>
-              <w:t>search API; results outside Texas are dropped</w:t>
+              <w:t>Soil Data Access spatial query, clipped to the boundary (direct)</w:t>
             </w:r>
           </w:p>
         </w:tc>
@@ -3583,7 +4272,7 @@
               <w:rPr>
                 <w:sz w:val="17"/>
               </w:rPr>
-              <w:t>—</w:t>
+              <w:t>map units, 1:12,000–1:24,000</w:t>
             </w:r>
           </w:p>
         </w:tc>
@@ -3599,7 +4288,7 @@
               <w:rPr>
                 <w:sz w:val="17"/>
               </w:rPr>
-              <w:t>type coordinates instead</w:t>
+              <w:t>—</w:t>
             </w:r>
           </w:p>
         </w:tc>
@@ -3622,7 +4311,7 @@
                 <w:b/>
                 <w:sz w:val="17"/>
               </w:rPr>
-              <w:t>Statewide map layers</w:t>
+              <w:t>Building footprints (area tool, map clicks)</w:t>
             </w:r>
           </w:p>
         </w:tc>
@@ -3639,7 +4328,7 @@
               <w:rPr>
                 <w:sz w:val="17"/>
               </w:rPr>
-              <w:t>SSURGO WEG/I (UC Davis SoilWeb), NRCS C, NASA POWER wind; built offline</w:t>
+              <w:t>FEMA / ORNL USA Structures</w:t>
             </w:r>
           </w:p>
         </w:tc>
@@ -3656,7 +4345,7 @@
               <w:rPr>
                 <w:sz w:val="17"/>
               </w:rPr>
-              <w:t>built into the app (data/layers.js and PNG overlays)</w:t>
+              <w:t>ArcGIS feature service (direct)</w:t>
             </w:r>
           </w:p>
         </w:tc>
@@ -3673,7 +4362,7 @@
               <w:rPr>
                 <w:sz w:val="17"/>
               </w:rPr>
-              <w:t>statewide grid</w:t>
+              <w:t>footprint polygons</w:t>
             </w:r>
           </w:p>
         </w:tc>
@@ -3690,7 +4379,7 @@
               <w:rPr>
                 <w:sz w:val="17"/>
               </w:rPr>
-              <w:t>display only</w:t>
+              <w:t>not removed; the panel says so</w:t>
             </w:r>
           </w:p>
         </w:tc>
@@ -3712,7 +4401,7 @@
                 <w:b/>
                 <w:sz w:val="17"/>
               </w:rPr>
-              <w:t>Base maps</w:t>
+              <w:t>Roads (area tool, map clicks)</w:t>
             </w:r>
           </w:p>
         </w:tc>
@@ -3728,7 +4417,7 @@
               <w:rPr>
                 <w:sz w:val="17"/>
               </w:rPr>
-              <w:t>Esri, USGS, OpenStreetMap</w:t>
+              <w:t>U.S. Census Bureau TIGER/Line</w:t>
             </w:r>
           </w:p>
         </w:tc>
@@ -3744,7 +4433,7 @@
               <w:rPr>
                 <w:sz w:val="17"/>
               </w:rPr>
-              <w:t>map tiles</w:t>
+              <w:t>TIGERweb map service (direct); widened by road class</w:t>
             </w:r>
           </w:p>
         </w:tc>
@@ -3760,13 +4449,458 @@
               <w:rPr>
                 <w:sz w:val="17"/>
               </w:rPr>
-              <w:t>—</w:t>
+              <w:t>road centrelines</w:t>
             </w:r>
           </w:p>
         </w:tc>
         <w:tc>
           <w:tcPr>
             <w:tcW w:type="dxa" w:w="1872"/>
+          </w:tcPr>
+          <w:p>
+            <w:pPr>
+              <w:spacing w:after="0" w:line="240" w:lineRule="auto"/>
+            </w:pPr>
+            <w:r>
+              <w:rPr>
+                <w:sz w:val="17"/>
+              </w:rPr>
+              <w:t>not removed; the panel says so</w:t>
+            </w:r>
+          </w:p>
+        </w:tc>
+      </w:tr>
+      <w:tr>
+        <w:trPr>
+          <w:cantSplit/>
+        </w:trPr>
+        <w:tc>
+          <w:tcPr>
+            <w:tcW w:type="dxa" w:w="2304"/>
+            <w:shd w:val="clear" w:color="auto" w:fill="F5F7FA"/>
+          </w:tcPr>
+          <w:p>
+            <w:pPr>
+              <w:spacing w:after="0" w:line="240" w:lineRule="auto"/>
+            </w:pPr>
+            <w:r>
+              <w:rPr>
+                <w:b/>
+                <w:sz w:val="17"/>
+              </w:rPr>
+              <w:t>Water bodies (area tool, map clicks)</w:t>
+            </w:r>
+          </w:p>
+        </w:tc>
+        <w:tc>
+          <w:tcPr>
+            <w:tcW w:type="dxa" w:w="2088"/>
+            <w:shd w:val="clear" w:color="auto" w:fill="F5F7FA"/>
+          </w:tcPr>
+          <w:p>
+            <w:pPr>
+              <w:spacing w:after="0" w:line="240" w:lineRule="auto"/>
+            </w:pPr>
+            <w:r>
+              <w:rPr>
+                <w:sz w:val="17"/>
+              </w:rPr>
+              <w:t>USGS NHD (lakes, reservoirs, marshes; playas stay in) + SSURGO Water units</w:t>
+            </w:r>
+          </w:p>
+        </w:tc>
+        <w:tc>
+          <w:tcPr>
+            <w:tcW w:type="dxa" w:w="2088"/>
+            <w:shd w:val="clear" w:color="auto" w:fill="F5F7FA"/>
+          </w:tcPr>
+          <w:p>
+            <w:pPr>
+              <w:spacing w:after="0" w:line="240" w:lineRule="auto"/>
+            </w:pPr>
+            <w:r>
+              <w:rPr>
+                <w:sz w:val="17"/>
+              </w:rPr>
+              <w:t>NHD map service (direct)</w:t>
+            </w:r>
+          </w:p>
+        </w:tc>
+        <w:tc>
+          <w:tcPr>
+            <w:tcW w:type="dxa" w:w="1728"/>
+            <w:shd w:val="clear" w:color="auto" w:fill="F5F7FA"/>
+          </w:tcPr>
+          <w:p>
+            <w:pPr>
+              <w:spacing w:after="0" w:line="240" w:lineRule="auto"/>
+            </w:pPr>
+            <w:r>
+              <w:rPr>
+                <w:sz w:val="17"/>
+              </w:rPr>
+              <w:t>1:24,000 polygons</w:t>
+            </w:r>
+          </w:p>
+        </w:tc>
+        <w:tc>
+          <w:tcPr>
+            <w:tcW w:type="dxa" w:w="1872"/>
+            <w:shd w:val="clear" w:color="auto" w:fill="F5F7FA"/>
+          </w:tcPr>
+          <w:p>
+            <w:pPr>
+              <w:spacing w:after="0" w:line="240" w:lineRule="auto"/>
+            </w:pPr>
+            <w:r>
+              <w:rPr>
+                <w:sz w:val="17"/>
+              </w:rPr>
+              <w:t>Esri's copy of NHD after 5 s (3 s for a click)</w:t>
+            </w:r>
+          </w:p>
+        </w:tc>
+      </w:tr>
+      <w:tr>
+        <w:trPr>
+          <w:cantSplit/>
+        </w:trPr>
+        <w:tc>
+          <w:tcPr>
+            <w:tcW w:type="dxa" w:w="2304"/>
+          </w:tcPr>
+          <w:p>
+            <w:pPr>
+              <w:spacing w:after="0" w:line="240" w:lineRule="auto"/>
+            </w:pPr>
+            <w:r>
+              <w:rPr>
+                <w:b/>
+                <w:sz w:val="17"/>
+              </w:rPr>
+              <w:t>Boundary files</w:t>
+            </w:r>
+          </w:p>
+        </w:tc>
+        <w:tc>
+          <w:tcPr>
+            <w:tcW w:type="dxa" w:w="2088"/>
+          </w:tcPr>
+          <w:p>
+            <w:pPr>
+              <w:spacing w:after="0" w:line="240" w:lineRule="auto"/>
+            </w:pPr>
+            <w:r>
+              <w:rPr>
+                <w:sz w:val="17"/>
+              </w:rPr>
+              <w:t>your shapefile, KML/KMZ or GeoJSON</w:t>
+            </w:r>
+          </w:p>
+        </w:tc>
+        <w:tc>
+          <w:tcPr>
+            <w:tcW w:type="dxa" w:w="2088"/>
+          </w:tcPr>
+          <w:p>
+            <w:pPr>
+              <w:spacing w:after="0" w:line="240" w:lineRule="auto"/>
+            </w:pPr>
+            <w:r>
+              <w:rPr>
+                <w:sz w:val="17"/>
+              </w:rPr>
+              <w:t>read in the browser with shpjs, togeojson, JSZip</w:t>
+            </w:r>
+          </w:p>
+        </w:tc>
+        <w:tc>
+          <w:tcPr>
+            <w:tcW w:type="dxa" w:w="1728"/>
+          </w:tcPr>
+          <w:p>
+            <w:pPr>
+              <w:spacing w:after="0" w:line="240" w:lineRule="auto"/>
+            </w:pPr>
+            <w:r>
+              <w:rPr>
+                <w:sz w:val="17"/>
+              </w:rPr>
+              <w:t>as drawn</w:t>
+            </w:r>
+          </w:p>
+        </w:tc>
+        <w:tc>
+          <w:tcPr>
+            <w:tcW w:type="dxa" w:w="1872"/>
+          </w:tcPr>
+          <w:p>
+            <w:pPr>
+              <w:spacing w:after="0" w:line="240" w:lineRule="auto"/>
+            </w:pPr>
+            <w:r>
+              <w:rPr>
+                <w:sz w:val="17"/>
+              </w:rPr>
+              <w:t>—</w:t>
+            </w:r>
+          </w:p>
+        </w:tc>
+      </w:tr>
+      <w:tr>
+        <w:trPr>
+          <w:cantSplit/>
+        </w:trPr>
+        <w:tc>
+          <w:tcPr>
+            <w:tcW w:type="dxa" w:w="2304"/>
+            <w:shd w:val="clear" w:color="auto" w:fill="F5F7FA"/>
+          </w:tcPr>
+          <w:p>
+            <w:pPr>
+              <w:spacing w:after="0" w:line="240" w:lineRule="auto"/>
+            </w:pPr>
+            <w:r>
+              <w:rPr>
+                <w:b/>
+                <w:sz w:val="17"/>
+              </w:rPr>
+              <w:t>Place search</w:t>
+            </w:r>
+          </w:p>
+        </w:tc>
+        <w:tc>
+          <w:tcPr>
+            <w:tcW w:type="dxa" w:w="2088"/>
+            <w:shd w:val="clear" w:color="auto" w:fill="F5F7FA"/>
+          </w:tcPr>
+          <w:p>
+            <w:pPr>
+              <w:spacing w:after="0" w:line="240" w:lineRule="auto"/>
+            </w:pPr>
+            <w:r>
+              <w:rPr>
+                <w:sz w:val="17"/>
+              </w:rPr>
+              <w:t>OpenStreetMap Nominatim</w:t>
+            </w:r>
+          </w:p>
+        </w:tc>
+        <w:tc>
+          <w:tcPr>
+            <w:tcW w:type="dxa" w:w="2088"/>
+            <w:shd w:val="clear" w:color="auto" w:fill="F5F7FA"/>
+          </w:tcPr>
+          <w:p>
+            <w:pPr>
+              <w:spacing w:after="0" w:line="240" w:lineRule="auto"/>
+            </w:pPr>
+            <w:r>
+              <w:rPr>
+                <w:sz w:val="17"/>
+              </w:rPr>
+              <w:t>search API; results outside Texas are dropped</w:t>
+            </w:r>
+          </w:p>
+        </w:tc>
+        <w:tc>
+          <w:tcPr>
+            <w:tcW w:type="dxa" w:w="1728"/>
+            <w:shd w:val="clear" w:color="auto" w:fill="F5F7FA"/>
+          </w:tcPr>
+          <w:p>
+            <w:pPr>
+              <w:spacing w:after="0" w:line="240" w:lineRule="auto"/>
+            </w:pPr>
+            <w:r>
+              <w:rPr>
+                <w:sz w:val="17"/>
+              </w:rPr>
+              <w:t>—</w:t>
+            </w:r>
+          </w:p>
+        </w:tc>
+        <w:tc>
+          <w:tcPr>
+            <w:tcW w:type="dxa" w:w="1872"/>
+            <w:shd w:val="clear" w:color="auto" w:fill="F5F7FA"/>
+          </w:tcPr>
+          <w:p>
+            <w:pPr>
+              <w:spacing w:after="0" w:line="240" w:lineRule="auto"/>
+            </w:pPr>
+            <w:r>
+              <w:rPr>
+                <w:sz w:val="17"/>
+              </w:rPr>
+              <w:t>type coordinates instead</w:t>
+            </w:r>
+          </w:p>
+        </w:tc>
+      </w:tr>
+      <w:tr>
+        <w:trPr>
+          <w:cantSplit/>
+        </w:trPr>
+        <w:tc>
+          <w:tcPr>
+            <w:tcW w:type="dxa" w:w="2304"/>
+          </w:tcPr>
+          <w:p>
+            <w:pPr>
+              <w:spacing w:after="0" w:line="240" w:lineRule="auto"/>
+            </w:pPr>
+            <w:r>
+              <w:rPr>
+                <w:b/>
+                <w:sz w:val="17"/>
+              </w:rPr>
+              <w:t>Statewide map layers</w:t>
+            </w:r>
+          </w:p>
+        </w:tc>
+        <w:tc>
+          <w:tcPr>
+            <w:tcW w:type="dxa" w:w="2088"/>
+          </w:tcPr>
+          <w:p>
+            <w:pPr>
+              <w:spacing w:after="0" w:line="240" w:lineRule="auto"/>
+            </w:pPr>
+            <w:r>
+              <w:rPr>
+                <w:sz w:val="17"/>
+              </w:rPr>
+              <w:t>SSURGO WEG/I (UC Davis SoilWeb), NRCS C, NASA POWER wind; built offline</w:t>
+            </w:r>
+          </w:p>
+        </w:tc>
+        <w:tc>
+          <w:tcPr>
+            <w:tcW w:type="dxa" w:w="2088"/>
+          </w:tcPr>
+          <w:p>
+            <w:pPr>
+              <w:spacing w:after="0" w:line="240" w:lineRule="auto"/>
+            </w:pPr>
+            <w:r>
+              <w:rPr>
+                <w:sz w:val="17"/>
+              </w:rPr>
+              <w:t>built into the app (data/layers.js and PNG overlays)</w:t>
+            </w:r>
+          </w:p>
+        </w:tc>
+        <w:tc>
+          <w:tcPr>
+            <w:tcW w:type="dxa" w:w="1728"/>
+          </w:tcPr>
+          <w:p>
+            <w:pPr>
+              <w:spacing w:after="0" w:line="240" w:lineRule="auto"/>
+            </w:pPr>
+            <w:r>
+              <w:rPr>
+                <w:sz w:val="17"/>
+              </w:rPr>
+              <w:t>statewide grid</w:t>
+            </w:r>
+          </w:p>
+        </w:tc>
+        <w:tc>
+          <w:tcPr>
+            <w:tcW w:type="dxa" w:w="1872"/>
+          </w:tcPr>
+          <w:p>
+            <w:pPr>
+              <w:spacing w:after="0" w:line="240" w:lineRule="auto"/>
+            </w:pPr>
+            <w:r>
+              <w:rPr>
+                <w:sz w:val="17"/>
+              </w:rPr>
+              <w:t>display only</w:t>
+            </w:r>
+          </w:p>
+        </w:tc>
+      </w:tr>
+      <w:tr>
+        <w:trPr>
+          <w:cantSplit/>
+        </w:trPr>
+        <w:tc>
+          <w:tcPr>
+            <w:tcW w:type="dxa" w:w="2304"/>
+            <w:shd w:val="clear" w:color="auto" w:fill="F5F7FA"/>
+          </w:tcPr>
+          <w:p>
+            <w:pPr>
+              <w:spacing w:after="0" w:line="240" w:lineRule="auto"/>
+            </w:pPr>
+            <w:r>
+              <w:rPr>
+                <w:b/>
+                <w:sz w:val="17"/>
+              </w:rPr>
+              <w:t>Base maps</w:t>
+            </w:r>
+          </w:p>
+        </w:tc>
+        <w:tc>
+          <w:tcPr>
+            <w:tcW w:type="dxa" w:w="2088"/>
+            <w:shd w:val="clear" w:color="auto" w:fill="F5F7FA"/>
+          </w:tcPr>
+          <w:p>
+            <w:pPr>
+              <w:spacing w:after="0" w:line="240" w:lineRule="auto"/>
+            </w:pPr>
+            <w:r>
+              <w:rPr>
+                <w:sz w:val="17"/>
+              </w:rPr>
+              <w:t>Esri, USGS, OpenStreetMap</w:t>
+            </w:r>
+          </w:p>
+        </w:tc>
+        <w:tc>
+          <w:tcPr>
+            <w:tcW w:type="dxa" w:w="2088"/>
+            <w:shd w:val="clear" w:color="auto" w:fill="F5F7FA"/>
+          </w:tcPr>
+          <w:p>
+            <w:pPr>
+              <w:spacing w:after="0" w:line="240" w:lineRule="auto"/>
+            </w:pPr>
+            <w:r>
+              <w:rPr>
+                <w:sz w:val="17"/>
+              </w:rPr>
+              <w:t>map tiles</w:t>
+            </w:r>
+          </w:p>
+        </w:tc>
+        <w:tc>
+          <w:tcPr>
+            <w:tcW w:type="dxa" w:w="1728"/>
+            <w:shd w:val="clear" w:color="auto" w:fill="F5F7FA"/>
+          </w:tcPr>
+          <w:p>
+            <w:pPr>
+              <w:spacing w:after="0" w:line="240" w:lineRule="auto"/>
+            </w:pPr>
+            <w:r>
+              <w:rPr>
+                <w:sz w:val="17"/>
+              </w:rPr>
+              <w:t>—</w:t>
+            </w:r>
+          </w:p>
+        </w:tc>
+        <w:tc>
+          <w:tcPr>
+            <w:tcW w:type="dxa" w:w="1872"/>
+            <w:shd w:val="clear" w:color="auto" w:fill="F5F7FA"/>
           </w:tcPr>
           <w:p>
             <w:pPr>
@@ -3792,7 +4926,7 @@
         <w:pStyle w:val="Heading1"/>
       </w:pPr>
       <w:r>
-        <w:t>9. Where each number on screen comes from</w:t>
+        <w:t>10. Where each number on screen comes from</w:t>
       </w:r>
     </w:p>
     <w:tbl>
@@ -4495,7 +5629,7 @@
                 <w:b/>
                 <w:sz w:val="18"/>
               </w:rPr>
-              <w:t>Statewide map colours</w:t>
+              <w:t>Area panel: WEG and risk-class shares, mean I and E</w:t>
             </w:r>
           </w:p>
         </w:tc>
@@ -4512,7 +5646,7 @@
               <w:rPr>
                 <w:sz w:val="18"/>
               </w:rPr>
-              <w:t>pre-computed offline</w:t>
+              <w:t>sampled shares, components weighted by %</w:t>
             </w:r>
           </w:p>
         </w:tc>
@@ -4520,6 +5654,60 @@
           <w:tcPr>
             <w:tcW w:type="dxa" w:w="4032"/>
             <w:shd w:val="clear" w:color="auto" w:fill="F5F7FA"/>
+          </w:tcPr>
+          <w:p>
+            <w:pPr>
+              <w:spacing w:after="0" w:line="240" w:lineRule="auto"/>
+            </w:pPr>
+            <w:r>
+              <w:rPr>
+                <w:sz w:val="18"/>
+              </w:rPr>
+              <w:t>SSURGO polygons and components; USA Structures, TIGER and NHD left out</w:t>
+            </w:r>
+          </w:p>
+        </w:tc>
+      </w:tr>
+      <w:tr>
+        <w:trPr>
+          <w:cantSplit/>
+        </w:trPr>
+        <w:tc>
+          <w:tcPr>
+            <w:tcW w:type="dxa" w:w="2880"/>
+          </w:tcPr>
+          <w:p>
+            <w:pPr>
+              <w:spacing w:after="0" w:line="240" w:lineRule="auto"/>
+            </w:pPr>
+            <w:r>
+              <w:rPr>
+                <w:b/>
+                <w:sz w:val="18"/>
+              </w:rPr>
+              <w:t>Statewide map colours</w:t>
+            </w:r>
+          </w:p>
+        </w:tc>
+        <w:tc>
+          <w:tcPr>
+            <w:tcW w:type="dxa" w:w="3168"/>
+          </w:tcPr>
+          <w:p>
+            <w:pPr>
+              <w:spacing w:after="0" w:line="240" w:lineRule="auto"/>
+            </w:pPr>
+            <w:r>
+              <w:rPr>
+                <w:sz w:val="18"/>
+              </w:rPr>
+              <w:t>pre-computed offline</w:t>
+            </w:r>
+          </w:p>
+        </w:tc>
+        <w:tc>
+          <w:tcPr>
+            <w:tcW w:type="dxa" w:w="4032"/>
           </w:tcPr>
           <w:p>
             <w:pPr>
@@ -4545,7 +5733,7 @@
         <w:pStyle w:val="Heading1"/>
       </w:pPr>
       <w:r>
-        <w:t>10. Fallbacks, limits and checks</w:t>
+        <w:t>11. Fallbacks, limits and checks</w:t>
       </w:r>
     </w:p>
     <w:p>
@@ -4662,6 +5850,21 @@
         <w:rPr>
           <w:b/>
         </w:rPr>
+        <w:t>Area results are estimates.</w:t>
+      </w:r>
+      <w:r>
+        <w:t xml:space="preserve"> Shares come from about 20,000 sample points (± 0.7 percentage points at 95 %) and from SSURGO components, which are not mapped separately inside a map unit. Buildings, roads and water are only as complete as USA Structures, TIGER and NHD; if one of them does not answer, the panel says it was not removed.</w:t>
+      </w:r>
+    </w:p>
+    <w:p>
+      <w:pPr>
+        <w:pStyle w:val="ListBullet"/>
+        <w:spacing w:after="60"/>
+      </w:pPr>
+      <w:r>
+        <w:rPr>
+          <w:b/>
+        </w:rPr>
         <w:t>Statewide layers are fixed.</w:t>
       </w:r>
       <w:r>
@@ -4688,7 +5891,7 @@
         <w:pStyle w:val="Heading1"/>
       </w:pPr>
       <w:r>
-        <w:t>11. Code map</w:t>
+        <w:t>12. Code map</w:t>
       </w:r>
     </w:p>
     <w:tbl>
@@ -5063,7 +6266,7 @@
                 <w:b/>
                 <w:sz w:val="18"/>
               </w:rPr>
-              <w:t>js/methods.js</w:t>
+              <w:t>js/area.js</w:t>
             </w:r>
           </w:p>
         </w:tc>
@@ -5080,7 +6283,7 @@
               <w:rPr>
                 <w:sz w:val="18"/>
               </w:rPr>
-              <w:t>Methods sheet: sources used at the point, source catalog, equations</w:t>
+              <w:t>field or area analysis: drawing, boundary files, clipped soils, left-out features, sampling, panel, CSV; map-click check</w:t>
             </w:r>
           </w:p>
         </w:tc>
@@ -5102,7 +6305,7 @@
                 <w:b/>
                 <w:sz w:val="18"/>
               </w:rPr>
-              <w:t>data/stations.js</w:t>
+              <w:t>js/methods.js</w:t>
             </w:r>
           </w:p>
         </w:tc>
@@ -5118,7 +6321,7 @@
               <w:rPr>
                 <w:sz w:val="18"/>
               </w:rPr>
-              <w:t>built-in airport list (made by tools/fetch_stations.py)</w:t>
+              <w:t>Methods sheet: sources used at the point, source catalog, equations</w:t>
             </w:r>
           </w:p>
         </w:tc>
@@ -5141,7 +6344,7 @@
                 <w:b/>
                 <w:sz w:val="18"/>
               </w:rPr>
-              <w:t>data/layers.js, data/*.png</w:t>
+              <w:t>data/stations.js</w:t>
             </w:r>
           </w:p>
         </w:tc>
@@ -5158,7 +6361,7 @@
               <w:rPr>
                 <w:sz w:val="18"/>
               </w:rPr>
-              <w:t>statewide layers and the Texas outline (made by tools/build_layers.py)</w:t>
+              <w:t>built-in airport list (made by tools/fetch_stations.py)</w:t>
             </w:r>
           </w:p>
         </w:tc>
@@ -5180,13 +6383,53 @@
                 <w:b/>
                 <w:sz w:val="18"/>
               </w:rPr>
-              <w:t>tools/*.py</w:t>
+              <w:t>data/layers.js, data/*.png</w:t>
             </w:r>
           </w:p>
         </w:tc>
         <w:tc>
           <w:tcPr>
             <w:tcW w:type="dxa" w:w="7344"/>
+          </w:tcPr>
+          <w:p>
+            <w:pPr>
+              <w:spacing w:after="0" w:line="240" w:lineRule="auto"/>
+            </w:pPr>
+            <w:r>
+              <w:rPr>
+                <w:sz w:val="18"/>
+              </w:rPr>
+              <w:t>statewide layers and the Texas outline (made by tools/build_layers.py)</w:t>
+            </w:r>
+          </w:p>
+        </w:tc>
+      </w:tr>
+      <w:tr>
+        <w:trPr>
+          <w:cantSplit/>
+        </w:trPr>
+        <w:tc>
+          <w:tcPr>
+            <w:tcW w:type="dxa" w:w="2736"/>
+            <w:shd w:val="clear" w:color="auto" w:fill="F5F7FA"/>
+          </w:tcPr>
+          <w:p>
+            <w:pPr>
+              <w:spacing w:after="0" w:line="240" w:lineRule="auto"/>
+            </w:pPr>
+            <w:r>
+              <w:rPr>
+                <w:b/>
+                <w:sz w:val="18"/>
+              </w:rPr>
+              <w:t>tools/*.py</w:t>
+            </w:r>
+          </w:p>
+        </w:tc>
+        <w:tc>
+          <w:tcPr>
+            <w:tcW w:type="dxa" w:w="7344"/>
+            <w:shd w:val="clear" w:color="auto" w:fill="F5F7FA"/>
           </w:tcPr>
           <w:p>
             <w:pPr>

--- a/docs/WindGuard_TX_Data_Flow.docx
+++ b/docs/WindGuard_TX_Data_Flow.docx
@@ -31,7 +31,7 @@
           <w:color w:val="616E7C"/>
           <w:sz w:val="18"/>
         </w:rPr>
-        <w:t>App: barsa1ly.github.io/windguard-tx   ·   Code: github.com/barsa1ly/windguard-tx (commit cb3fec1)   ·   October 28, 2026</w:t>
+        <w:t>App: barsa1ly.github.io/windguard-tx   ·   Code: github.com/barsa1ly/windguard-tx (commit a8ab2ce)   ·   October 28, 2026</w:t>
       </w:r>
     </w:p>
     <w:p>
@@ -4842,7 +4842,7 @@
                 <w:b/>
                 <w:sz w:val="17"/>
               </w:rPr>
-              <w:t>Base maps</w:t>
+              <w:t>Base maps; county lines</w:t>
             </w:r>
           </w:p>
         </w:tc>
@@ -4859,7 +4859,7 @@
               <w:rPr>
                 <w:sz w:val="17"/>
               </w:rPr>
-              <w:t>Esri, USGS, OpenStreetMap</w:t>
+              <w:t>Esri, USGS, OpenStreetMap; U.S. Census TIGER (county lines)</w:t>
             </w:r>
           </w:p>
         </w:tc>
@@ -4876,7 +4876,7 @@
               <w:rPr>
                 <w:sz w:val="17"/>
               </w:rPr>
-              <w:t>map tiles</w:t>
+              <w:t>map tiles; TIGERweb map service drawn per tile</w:t>
             </w:r>
           </w:p>
         </w:tc>

--- a/docs/WindGuard_TX_Data_Flow.docx
+++ b/docs/WindGuard_TX_Data_Flow.docx
@@ -31,7 +31,7 @@
           <w:color w:val="616E7C"/>
           <w:sz w:val="18"/>
         </w:rPr>
-        <w:t>App: barsa1ly.github.io/windguard-tx   ·   Code: github.com/barsa1ly/windguard-tx (commit a8ab2ce)   ·   October 28, 2026</w:t>
+        <w:t>App: barsa1ly.github.io/windguard-tx   ·   Code: github.com/barsa1ly/windguard-tx (commit a03eca2)   ·   October 28, 2026</w:t>
       </w:r>
     </w:p>
     <w:p>
@@ -135,7 +135,7 @@
         <w:t>Location check.</w:t>
       </w:r>
       <w:r>
-        <w:t xml:space="preserve"> The point is tested against the Texas outline drawn on the map (U.S. Census 1:5,000,000 state boundary). A map click or pin drag is also checked against building footprints (USA Structures), roads (Census TIGER) and water bodies (USGS NHD). If it fails, the app says why and downloads nothing. Place search lists only places inside Texas.</w:t>
+        <w:t xml:space="preserve"> The map shows only the state chosen in the picker (Texas for now; other states are listed for later), with everything outside it covered. The point is tested against the Texas outline (U.S. Census 1:5,000,000 state boundary). A map click or pin drag is also checked against building footprints (USA Structures), roads (Census TIGER) and water bodies (USGS NHD). If it fails, the app says why and downloads nothing. Place search lists only places inside Texas.</w:t>
       </w:r>
     </w:p>
     <w:p>

--- a/docs/WindGuard_TX_Data_Flow.docx
+++ b/docs/WindGuard_TX_Data_Flow.docx
@@ -31,7 +31,7 @@
           <w:color w:val="616E7C"/>
           <w:sz w:val="18"/>
         </w:rPr>
-        <w:t>App: barsa1ly.github.io/windguard-tx   ·   Code: github.com/barsa1ly/windguard-tx (commit a03eca2)   ·   October 28, 2026</w:t>
+        <w:t>App: barsa1ly.github.io/windguard-tx   ·   Code: github.com/barsa1ly/windguard-tx (commit eb11490)   ·   October 30, 2026</w:t>
       </w:r>
     </w:p>
     <w:p>
@@ -226,6 +226,21 @@
       </w:r>
       <w:r>
         <w:t xml:space="preserve"> Editing the soil layer, the threshold or the units recalculates in the browser with no new downloads. Changing the period, the model or the calibration station downloads again.</w:t>
+      </w:r>
+    </w:p>
+    <w:p>
+      <w:pPr>
+        <w:pStyle w:val="ListNumber"/>
+        <w:spacing w:after="60"/>
+      </w:pPr>
+      <w:r>
+        <w:rPr>
+          <w:b/>
+        </w:rPr>
+        <w:t>Downloads.</w:t>
+      </w:r>
+      <w:r>
+        <w:t xml:space="preserve"> Every chart can be saved as PNG, TIFF or JPEG at a chosen size and DPI, or as CSV. The data sheet reads daily weather for the chosen dates (gridMET, NASA POWER or your file), takes the survey soil or yours, and writes files for DSSAT, SWAT+, EPIC, APEX, APSIM and AquaCrop into one zip (section 8).</w:t>
       </w:r>
     </w:p>
     <w:p>
@@ -632,7 +647,7 @@
                 <w:b/>
                 <w:sz w:val="18"/>
               </w:rPr>
-              <w:t>Pick the station</w:t>
+              <w:t>Period</w:t>
             </w:r>
           </w:p>
         </w:tc>
@@ -648,7 +663,7 @@
               <w:rPr>
                 <w:sz w:val="18"/>
               </w:rPr>
-              <w:t>6 nearest within 150 km whose record covers the period; AWOS ranked as if 100 km farther</w:t>
+              <w:t>the last 5, 10 or 20 complete years, or your dates (30 days or more inside the model's record, 20 or more in one month); a month needs 480 hours; months weighted so an uneven period does not tilt the year</w:t>
             </w:r>
           </w:p>
         </w:tc>
@@ -664,7 +679,7 @@
               <w:rPr>
                 <w:sz w:val="18"/>
               </w:rPr>
-              <w:t>station list → candidates</w:t>
+              <w:t>choice → dates, months</w:t>
             </w:r>
           </w:p>
         </w:tc>
@@ -687,7 +702,7 @@
                 <w:rFonts w:ascii="Consolas" w:hAnsi="Consolas"/>
                 <w:sz w:val="16"/>
               </w:rPr>
-              <w:t>nearestStations</w:t>
+              <w:t>resolvePeriod</w:t>
             </w:r>
           </w:p>
         </w:tc>
@@ -710,7 +725,7 @@
                 <w:b/>
                 <w:sz w:val="18"/>
               </w:rPr>
-              <w:t>Clean the airport record</w:t>
+              <w:t>Pick the station</w:t>
             </w:r>
           </w:p>
         </w:tc>
@@ -727,7 +742,7 @@
               <w:rPr>
                 <w:sz w:val="18"/>
               </w:rPr>
-              <w:t>routine FM-15 reports only; drop quality flags 2, 3, 6, 7; wind ≤ 40 m/s, gust ≤ 55 m/s; keep the report nearest each whole hour; need ≥ 60 % of hours</w:t>
+              <w:t>6 nearest within 150 km whose record covers the period; AWOS ranked as if 100 km farther</w:t>
             </w:r>
           </w:p>
         </w:tc>
@@ -744,7 +759,7 @@
               <w:rPr>
                 <w:sz w:val="18"/>
               </w:rPr>
-              <w:t>NOAA reports → hourly series, coverage</w:t>
+              <w:t>station list → candidates</w:t>
             </w:r>
           </w:p>
         </w:tc>
@@ -768,20 +783,7 @@
                 <w:rFonts w:ascii="Consolas" w:hAnsi="Consolas"/>
                 <w:sz w:val="16"/>
               </w:rPr>
-              <w:t>toHourly</w:t>
-            </w:r>
-            <w:r>
-              <w:rPr>
-                <w:sz w:val="18"/>
-              </w:rPr>
-              <w:t xml:space="preserve">, </w:t>
-            </w:r>
-            <w:r>
-              <w:rPr>
-                <w:rFonts w:ascii="Consolas" w:hAnsi="Consolas"/>
-                <w:sz w:val="16"/>
-              </w:rPr>
-              <w:t>ghcnhObs</w:t>
+              <w:t>nearestStations</w:t>
             </w:r>
           </w:p>
         </w:tc>
@@ -803,7 +805,7 @@
                 <w:b/>
                 <w:sz w:val="18"/>
               </w:rPr>
-              <w:t>Calibrate the model</w:t>
+              <w:t>Clean the airport record</w:t>
             </w:r>
           </w:p>
         </w:tc>
@@ -819,7 +821,7 @@
               <w:rPr>
                 <w:sz w:val="18"/>
               </w:rPr>
-              <w:t>monthly empirical quantile mapping, 101 quantiles from 0.1 to 99.9 %; beyond the ends, scale by the end ratio; gusts the same way (MERRA-2: daily max wind)</w:t>
+              <w:t>routine FM-15 reports only; drop quality flags 2, 3, 6, 7; wind ≤ 40 m/s, gust ≤ 55 m/s; keep the report nearest each whole hour; need ≥ 60 % of hours</w:t>
             </w:r>
           </w:p>
         </w:tc>
@@ -835,7 +837,7 @@
               <w:rPr>
                 <w:sz w:val="18"/>
               </w:rPr>
-              <w:t>model at station + station, same years → mapping applied at your point</w:t>
+              <w:t>NOAA reports → hourly series, coverage</w:t>
             </w:r>
           </w:p>
         </w:tc>
@@ -858,7 +860,7 @@
                 <w:rFonts w:ascii="Consolas" w:hAnsi="Consolas"/>
                 <w:sz w:val="16"/>
               </w:rPr>
-              <w:t>trainMappers</w:t>
+              <w:t>toHourly</w:t>
             </w:r>
             <w:r>
               <w:rPr>
@@ -871,7 +873,7 @@
                 <w:rFonts w:ascii="Consolas" w:hAnsi="Consolas"/>
                 <w:sz w:val="16"/>
               </w:rPr>
-              <w:t>calibrate</w:t>
+              <w:t>ghcnhObs</w:t>
             </w:r>
           </w:p>
         </w:tc>
@@ -894,7 +896,7 @@
                 <w:b/>
                 <w:sz w:val="18"/>
               </w:rPr>
-              <w:t>Erosive hours</w:t>
+              <w:t>Calibrate the model</w:t>
             </w:r>
           </w:p>
         </w:tc>
@@ -911,7 +913,7 @@
               <w:rPr>
                 <w:sz w:val="18"/>
               </w:rPr>
-              <w:t>hours with u ≥ uₜ (default 8 m/s, adjustable), scaled to a full month</w:t>
+              <w:t>monthly empirical quantile mapping, 101 quantiles from 0.1 to 99.9 %; beyond the ends, scale by the end ratio; gusts the same way (MERRA-2: daily max wind)</w:t>
             </w:r>
           </w:p>
         </w:tc>
@@ -928,7 +930,7 @@
               <w:rPr>
                 <w:sz w:val="18"/>
               </w:rPr>
-              <w:t>hourly wind → hours/month</w:t>
+              <w:t>model at station + station, same years → mapping applied at your point</w:t>
             </w:r>
           </w:p>
         </w:tc>
@@ -952,7 +954,20 @@
                 <w:rFonts w:ascii="Consolas" w:hAnsi="Consolas"/>
                 <w:sz w:val="16"/>
               </w:rPr>
-              <w:t>analyze</w:t>
+              <w:t>trainMappers</w:t>
+            </w:r>
+            <w:r>
+              <w:rPr>
+                <w:sz w:val="18"/>
+              </w:rPr>
+              <w:t xml:space="preserve">, </w:t>
+            </w:r>
+            <w:r>
+              <w:rPr>
+                <w:rFonts w:ascii="Consolas" w:hAnsi="Consolas"/>
+                <w:sz w:val="16"/>
+              </w:rPr>
+              <w:t>calibrate</w:t>
             </w:r>
           </w:p>
         </w:tc>
@@ -974,7 +989,7 @@
                 <w:b/>
                 <w:sz w:val="18"/>
               </w:rPr>
-              <w:t>Erosive energy</w:t>
+              <w:t>Erosive hours</w:t>
             </w:r>
           </w:p>
         </w:tc>
@@ -990,7 +1005,7 @@
               <w:rPr>
                 <w:sz w:val="18"/>
               </w:rPr>
-              <w:t>Σ u² (u − uₜ) over erosive hours</w:t>
+              <w:t>hours with u ≥ uₜ (default 8 m/s, adjustable), scaled to a full month</w:t>
             </w:r>
           </w:p>
         </w:tc>
@@ -1006,7 +1021,7 @@
               <w:rPr>
                 <w:sz w:val="18"/>
               </w:rPr>
-              <w:t>hourly wind → energy/month</w:t>
+              <w:t>hourly wind → hours/month</w:t>
             </w:r>
           </w:p>
         </w:tc>
@@ -1018,6 +1033,12 @@
             <w:pPr>
               <w:spacing w:after="0" w:line="240" w:lineRule="auto"/>
             </w:pPr>
+            <w:r>
+              <w:rPr>
+                <w:sz w:val="18"/>
+              </w:rPr>
+              <w:t xml:space="preserve">wind.js · </w:t>
+            </w:r>
             <w:r>
               <w:rPr>
                 <w:rFonts w:ascii="Consolas" w:hAnsi="Consolas"/>
@@ -1046,7 +1067,7 @@
                 <w:b/>
                 <w:sz w:val="18"/>
               </w:rPr>
-              <w:t>Dryness</w:t>
+              <w:t>Erosive energy</w:t>
             </w:r>
           </w:p>
         </w:tc>
@@ -1063,7 +1084,7 @@
               <w:rPr>
                 <w:sz w:val="18"/>
               </w:rPr>
-              <w:t>D = (ET₀ − P) / ET₀, limited to 0–1</w:t>
+              <w:t>Σ u² (u − uₜ) over erosive hours</w:t>
             </w:r>
           </w:p>
         </w:tc>
@@ -1080,7 +1101,7 @@
               <w:rPr>
                 <w:sz w:val="18"/>
               </w:rPr>
-              <w:t>monthly rain, ET₀ → D</w:t>
+              <w:t>hourly wind → energy/month</w:t>
             </w:r>
           </w:p>
         </w:tc>
@@ -1120,7 +1141,7 @@
                 <w:b/>
                 <w:sz w:val="18"/>
               </w:rPr>
-              <w:t>Monthly risk and red months</w:t>
+              <w:t>Dryness</w:t>
             </w:r>
           </w:p>
         </w:tc>
@@ -1136,7 +1157,7 @@
               <w:rPr>
                 <w:sz w:val="18"/>
               </w:rPr>
-              <w:t>index = energy × D; share = month ÷ year; red ≥ 10 %, amber ≥ 6.7 %</w:t>
+              <w:t>D = (ET₀ − P) / ET₀, limited to 0–1</w:t>
             </w:r>
           </w:p>
         </w:tc>
@@ -1152,7 +1173,7 @@
               <w:rPr>
                 <w:sz w:val="18"/>
               </w:rPr>
-              <w:t>energy, D → 12-month strip</w:t>
+              <w:t>monthly rain, ET₀ → D</w:t>
             </w:r>
           </w:p>
         </w:tc>
@@ -1192,7 +1213,7 @@
                 <w:b/>
                 <w:sz w:val="18"/>
               </w:rPr>
-              <w:t>Wind rose and directions</w:t>
+              <w:t>Monthly risk and red months</w:t>
             </w:r>
           </w:p>
         </w:tc>
@@ -1209,7 +1230,7 @@
               <w:rPr>
                 <w:sz w:val="18"/>
               </w:rPr>
-              <w:t>16 sectors; prevailing = sector with most erosive energy (neighbours weighted ½); resultant = vector sum of energy toward downwind</w:t>
+              <w:t>index = energy × D; share = month ÷ year; red ≥ 10 %, amber ≥ 6.7 %; ranked only when the period covers all 12 months</w:t>
             </w:r>
           </w:p>
         </w:tc>
@@ -1226,7 +1247,7 @@
               <w:rPr>
                 <w:sz w:val="18"/>
               </w:rPr>
-              <w:t>speed, direction → rose, directions</w:t>
+              <w:t>energy, D → 12-month strip</w:t>
             </w:r>
           </w:p>
         </w:tc>
@@ -1266,7 +1287,7 @@
                 <w:b/>
                 <w:sz w:val="18"/>
               </w:rPr>
-              <w:t>Drift potential</w:t>
+              <w:t>Wind rose and directions</w:t>
             </w:r>
           </w:p>
         </w:tc>
@@ -1282,7 +1303,7 @@
               <w:rPr>
                 <w:sz w:val="18"/>
               </w:rPr>
-              <w:t>Fryberger: Σ V² (V − 12 kn) for V &gt; 12 kn; RDP = vector sum; RDP/DP</w:t>
+              <w:t>16 sectors; prevailing = sector with most erosive energy (neighbours weighted ½); resultant = vector sum of energy toward downwind</w:t>
             </w:r>
           </w:p>
         </w:tc>
@@ -1298,7 +1319,7 @@
               <w:rPr>
                 <w:sz w:val="18"/>
               </w:rPr>
-              <w:t>hourly wind → DP, RDP</w:t>
+              <w:t>speed, direction → rose, directions</w:t>
             </w:r>
           </w:p>
         </w:tc>
@@ -1338,7 +1359,7 @@
                 <w:b/>
                 <w:sz w:val="18"/>
               </w:rPr>
-              <w:t>FAO climatic index</w:t>
+              <w:t>Drift potential</w:t>
             </w:r>
           </w:p>
         </w:tc>
@@ -1355,7 +1376,7 @@
               <w:rPr>
                 <w:sz w:val="18"/>
               </w:rPr>
-              <w:t>C = Σ u₂³ · D · days / 100, with u₂ = 0.748 u₁₀ (FAO-56 log law)</w:t>
+              <w:t>Fryberger: Σ V² (V − 12 kn) for V &gt; 12 kn; RDP = vector sum; RDP/DP</w:t>
             </w:r>
           </w:p>
         </w:tc>
@@ -1372,7 +1393,7 @@
               <w:rPr>
                 <w:sz w:val="18"/>
               </w:rPr>
-              <w:t>monthly wind, D → C</w:t>
+              <w:t>hourly wind → DP, RDP</w:t>
             </w:r>
           </w:p>
         </w:tc>
@@ -1412,7 +1433,7 @@
                 <w:b/>
                 <w:sz w:val="18"/>
               </w:rPr>
-              <w:t>Gust days</w:t>
+              <w:t>FAO climatic index</w:t>
             </w:r>
           </w:p>
         </w:tc>
@@ -1428,7 +1449,7 @@
               <w:rPr>
                 <w:sz w:val="18"/>
               </w:rPr>
-              <w:t>days with daily max gust ≥ 17.9 m/s (40 mph)</w:t>
+              <w:t>C = Σ u₂³ · D · days / 100, with u₂ = 0.748 u₁₀ (FAO-56 log law)</w:t>
             </w:r>
           </w:p>
         </w:tc>
@@ -1444,7 +1465,7 @@
               <w:rPr>
                 <w:sz w:val="18"/>
               </w:rPr>
-              <w:t>daily gust → days/month</w:t>
+              <w:t>monthly wind, D → C</w:t>
             </w:r>
           </w:p>
         </w:tc>
@@ -1484,7 +1505,7 @@
                 <w:b/>
                 <w:sz w:val="18"/>
               </w:rPr>
-              <w:t>Trend</w:t>
+              <w:t>Gust days</w:t>
             </w:r>
           </w:p>
         </w:tc>
@@ -1501,7 +1522,7 @@
               <w:rPr>
                 <w:sz w:val="18"/>
               </w:rPr>
-              <w:t>least-squares slope of yearly erosive hours and mean wind, with significance test</w:t>
+              <w:t>days with daily max gust ≥ 17.9 m/s (40 mph)</w:t>
             </w:r>
           </w:p>
         </w:tc>
@@ -1518,7 +1539,7 @@
               <w:rPr>
                 <w:sz w:val="18"/>
               </w:rPr>
-              <w:t>yearly totals → trend</w:t>
+              <w:t>daily gust → days/month</w:t>
             </w:r>
           </w:p>
         </w:tc>
@@ -1533,16 +1554,10 @@
             </w:pPr>
             <w:r>
               <w:rPr>
-                <w:sz w:val="18"/>
-              </w:rPr>
-              <w:t xml:space="preserve">util.js · </w:t>
-            </w:r>
-            <w:r>
-              <w:rPr>
                 <w:rFonts w:ascii="Consolas" w:hAnsi="Consolas"/>
                 <w:sz w:val="16"/>
               </w:rPr>
-              <w:t>linreg</w:t>
+              <w:t>analyze</w:t>
             </w:r>
           </w:p>
         </w:tc>
@@ -1564,6 +1579,84 @@
                 <w:b/>
                 <w:sz w:val="18"/>
               </w:rPr>
+              <w:t>Trend</w:t>
+            </w:r>
+          </w:p>
+        </w:tc>
+        <w:tc>
+          <w:tcPr>
+            <w:tcW w:type="dxa" w:w="4320"/>
+          </w:tcPr>
+          <w:p>
+            <w:pPr>
+              <w:spacing w:after="0" w:line="240" w:lineRule="auto"/>
+            </w:pPr>
+            <w:r>
+              <w:rPr>
+                <w:sz w:val="18"/>
+              </w:rPr>
+              <w:t>least-squares slope of yearly erosive hours and mean wind, with significance test</w:t>
+            </w:r>
+          </w:p>
+        </w:tc>
+        <w:tc>
+          <w:tcPr>
+            <w:tcW w:type="dxa" w:w="2232"/>
+          </w:tcPr>
+          <w:p>
+            <w:pPr>
+              <w:spacing w:after="0" w:line="240" w:lineRule="auto"/>
+            </w:pPr>
+            <w:r>
+              <w:rPr>
+                <w:sz w:val="18"/>
+              </w:rPr>
+              <w:t>yearly totals → trend</w:t>
+            </w:r>
+          </w:p>
+        </w:tc>
+        <w:tc>
+          <w:tcPr>
+            <w:tcW w:type="dxa" w:w="1584"/>
+          </w:tcPr>
+          <w:p>
+            <w:pPr>
+              <w:spacing w:after="0" w:line="240" w:lineRule="auto"/>
+            </w:pPr>
+            <w:r>
+              <w:rPr>
+                <w:sz w:val="18"/>
+              </w:rPr>
+              <w:t xml:space="preserve">util.js · </w:t>
+            </w:r>
+            <w:r>
+              <w:rPr>
+                <w:rFonts w:ascii="Consolas" w:hAnsi="Consolas"/>
+                <w:sz w:val="16"/>
+              </w:rPr>
+              <w:t>linreg</w:t>
+            </w:r>
+          </w:p>
+        </w:tc>
+      </w:tr>
+      <w:tr>
+        <w:trPr>
+          <w:cantSplit/>
+        </w:trPr>
+        <w:tc>
+          <w:tcPr>
+            <w:tcW w:type="dxa" w:w="1944"/>
+            <w:shd w:val="clear" w:color="auto" w:fill="F5F7FA"/>
+          </w:tcPr>
+          <w:p>
+            <w:pPr>
+              <w:spacing w:after="0" w:line="240" w:lineRule="auto"/>
+            </w:pPr>
+            <w:r>
+              <w:rPr>
+                <w:b/>
+                <w:sz w:val="18"/>
+              </w:rPr>
               <w:t>Reference ET when gridMET fails</w:t>
             </w:r>
           </w:p>
@@ -1571,6 +1664,7 @@
         <w:tc>
           <w:tcPr>
             <w:tcW w:type="dxa" w:w="4320"/>
+            <w:shd w:val="clear" w:color="auto" w:fill="F5F7FA"/>
           </w:tcPr>
           <w:p>
             <w:pPr>
@@ -1587,6 +1681,7 @@
         <w:tc>
           <w:tcPr>
             <w:tcW w:type="dxa" w:w="2232"/>
+            <w:shd w:val="clear" w:color="auto" w:fill="F5F7FA"/>
           </w:tcPr>
           <w:p>
             <w:pPr>
@@ -1603,6 +1698,7 @@
         <w:tc>
           <w:tcPr>
             <w:tcW w:type="dxa" w:w="1584"/>
+            <w:shd w:val="clear" w:color="auto" w:fill="F5F7FA"/>
           </w:tcPr>
           <w:p>
             <w:pPr>
@@ -2321,7 +2417,7 @@
               <w:rPr>
                 <w:sz w:val="18"/>
               </w:rPr>
-              <w:t>Low &lt; 10, Moderate 10–40, High 40–80, Very high 80–150, Extreme ≥ 150 t/ac/yr</w:t>
+              <w:t>Low &lt; 10, Moderate 10–40, High 40–80, Very high 80–150, Extreme ≥ 150 t/ac/yr; the exact E is classed in every display unit</w:t>
             </w:r>
           </w:p>
         </w:tc>
@@ -2357,6 +2453,19 @@
                 <w:sz w:val="16"/>
               </w:rPr>
               <w:t>riskModel</w:t>
+            </w:r>
+            <w:r>
+              <w:rPr>
+                <w:sz w:val="18"/>
+              </w:rPr>
+              <w:t xml:space="preserve">; units.js · </w:t>
+            </w:r>
+            <w:r>
+              <w:rPr>
+                <w:rFonts w:ascii="Consolas" w:hAnsi="Consolas"/>
+                <w:sz w:val="16"/>
+              </w:rPr>
+              <w:t>cls</w:t>
             </w:r>
           </w:p>
         </w:tc>
@@ -2726,7 +2835,7 @@
               <w:rPr>
                 <w:sz w:val="18"/>
               </w:rPr>
-              <w:t>all horizons → .SOL file</w:t>
+              <w:t>all horizons → DSSAT .SOL file</w:t>
             </w:r>
           </w:p>
         </w:tc>
@@ -2742,14 +2851,14 @@
               <w:rPr>
                 <w:sz w:val="18"/>
               </w:rPr>
-              <w:t xml:space="preserve">soil.js · </w:t>
+              <w:t xml:space="preserve">writers.js · </w:t>
             </w:r>
             <w:r>
               <w:rPr>
                 <w:rFonts w:ascii="Consolas" w:hAnsi="Consolas"/>
                 <w:sz w:val="16"/>
               </w:rPr>
-              <w:t>toSOL</w:t>
+              <w:t>dssatSol</w:t>
             </w:r>
           </w:p>
         </w:tc>
@@ -3374,6 +3483,712 @@
                 <w:sz w:val="16"/>
               </w:rPr>
               <w:t>pickSite</w:t>
+            </w:r>
+          </w:p>
+        </w:tc>
+      </w:tr>
+    </w:tbl>
+    <w:p>
+      <w:pPr>
+        <w:spacing w:after="40"/>
+      </w:pPr>
+    </w:p>
+    <w:p>
+      <w:pPr>
+        <w:pStyle w:val="Heading2"/>
+      </w:pPr>
+      <w:r>
+        <w:t>Model files (data sheet)</w:t>
+      </w:r>
+    </w:p>
+    <w:tbl>
+      <w:tblPr>
+        <w:tblW w:type="auto" w:w="0"/>
+        <w:jc w:val="center"/>
+        <w:tblBorders>
+          <w:top w:val="single" w:sz="4" w:space="0" w:color="C9D1D9"/>
+          <w:left w:val="single" w:sz="4" w:space="0" w:color="C9D1D9"/>
+          <w:bottom w:val="single" w:sz="4" w:space="0" w:color="C9D1D9"/>
+          <w:right w:val="single" w:sz="4" w:space="0" w:color="C9D1D9"/>
+          <w:insideH w:val="single" w:sz="4" w:space="0" w:color="C9D1D9"/>
+          <w:insideV w:val="single" w:sz="4" w:space="0" w:color="C9D1D9"/>
+        </w:tblBorders>
+        <w:tblLayout w:type="fixed"/>
+        <w:tblLook w:firstColumn="1" w:firstRow="1" w:lastColumn="0" w:lastRow="0" w:noHBand="0" w:noVBand="1" w:val="04A0"/>
+      </w:tblPr>
+      <w:tblGrid>
+        <w:gridCol w:w="1944"/>
+        <w:gridCol w:w="4320"/>
+        <w:gridCol w:w="2232"/>
+        <w:gridCol w:w="1584"/>
+      </w:tblGrid>
+      <w:tr>
+        <w:trPr>
+          <w:tblHeader w:val="true"/>
+        </w:trPr>
+        <w:tc>
+          <w:tcPr>
+            <w:tcW w:type="dxa" w:w="1944"/>
+            <w:shd w:val="clear" w:color="auto" w:fill="323F4B"/>
+          </w:tcPr>
+          <w:p>
+            <w:r>
+              <w:rPr>
+                <w:b/>
+                <w:color w:val="FFFFFF"/>
+                <w:sz w:val="18"/>
+              </w:rPr>
+              <w:t>Step</w:t>
+            </w:r>
+          </w:p>
+        </w:tc>
+        <w:tc>
+          <w:tcPr>
+            <w:tcW w:type="dxa" w:w="4320"/>
+            <w:shd w:val="clear" w:color="auto" w:fill="323F4B"/>
+          </w:tcPr>
+          <w:p>
+            <w:r>
+              <w:rPr>
+                <w:b/>
+                <w:color w:val="FFFFFF"/>
+                <w:sz w:val="18"/>
+              </w:rPr>
+              <w:t>Rule or equation</w:t>
+            </w:r>
+          </w:p>
+        </w:tc>
+        <w:tc>
+          <w:tcPr>
+            <w:tcW w:type="dxa" w:w="2232"/>
+            <w:shd w:val="clear" w:color="auto" w:fill="323F4B"/>
+          </w:tcPr>
+          <w:p>
+            <w:r>
+              <w:rPr>
+                <w:b/>
+                <w:color w:val="FFFFFF"/>
+                <w:sz w:val="18"/>
+              </w:rPr>
+              <w:t>Inputs → output</w:t>
+            </w:r>
+          </w:p>
+        </w:tc>
+        <w:tc>
+          <w:tcPr>
+            <w:tcW w:type="dxa" w:w="1584"/>
+            <w:shd w:val="clear" w:color="auto" w:fill="323F4B"/>
+          </w:tcPr>
+          <w:p>
+            <w:r>
+              <w:rPr>
+                <w:b/>
+                <w:color w:val="FFFFFF"/>
+                <w:sz w:val="18"/>
+              </w:rPr>
+              <w:t>Where</w:t>
+            </w:r>
+          </w:p>
+        </w:tc>
+      </w:tr>
+      <w:tr>
+        <w:trPr>
+          <w:cantSplit/>
+        </w:trPr>
+        <w:tc>
+          <w:tcPr>
+            <w:tcW w:type="dxa" w:w="1944"/>
+          </w:tcPr>
+          <w:p>
+            <w:pPr>
+              <w:spacing w:after="0" w:line="240" w:lineRule="auto"/>
+            </w:pPr>
+            <w:r>
+              <w:rPr>
+                <w:b/>
+                <w:sz w:val="18"/>
+              </w:rPr>
+              <w:t>Read the weather</w:t>
+            </w:r>
+          </w:p>
+        </w:tc>
+        <w:tc>
+          <w:tcPr>
+            <w:tcW w:type="dxa" w:w="4320"/>
+          </w:tcPr>
+          <w:p>
+            <w:pPr>
+              <w:spacing w:after="0" w:line="240" w:lineRule="auto"/>
+            </w:pPr>
+            <w:r>
+              <w:rPr>
+                <w:sz w:val="18"/>
+              </w:rPr>
+              <w:t>gridMET 9 variables, NASA POWER daily, or your file (columns found by name, units converted, wind moved to 10 and 2 m by the log law); dates cut to the source's record</w:t>
+            </w:r>
+          </w:p>
+        </w:tc>
+        <w:tc>
+          <w:tcPr>
+            <w:tcW w:type="dxa" w:w="2232"/>
+          </w:tcPr>
+          <w:p>
+            <w:pPr>
+              <w:spacing w:after="0" w:line="240" w:lineRule="auto"/>
+            </w:pPr>
+            <w:r>
+              <w:rPr>
+                <w:sz w:val="18"/>
+              </w:rPr>
+              <w:t>dates → daily series</w:t>
+            </w:r>
+          </w:p>
+        </w:tc>
+        <w:tc>
+          <w:tcPr>
+            <w:tcW w:type="dxa" w:w="1584"/>
+          </w:tcPr>
+          <w:p>
+            <w:pPr>
+              <w:spacing w:after="0" w:line="240" w:lineRule="auto"/>
+            </w:pPr>
+            <w:r>
+              <w:rPr>
+                <w:sz w:val="18"/>
+              </w:rPr>
+              <w:t xml:space="preserve">wind.js · </w:t>
+            </w:r>
+            <w:r>
+              <w:rPr>
+                <w:rFonts w:ascii="Consolas" w:hAnsi="Consolas"/>
+                <w:sz w:val="16"/>
+              </w:rPr>
+              <w:t>dailyWeather</w:t>
+            </w:r>
+            <w:r>
+              <w:rPr>
+                <w:sz w:val="18"/>
+              </w:rPr>
+              <w:t xml:space="preserve">; models.js · </w:t>
+            </w:r>
+            <w:r>
+              <w:rPr>
+                <w:rFonts w:ascii="Consolas" w:hAnsi="Consolas"/>
+                <w:sz w:val="16"/>
+              </w:rPr>
+              <w:t>parseWeatherCSV</w:t>
+            </w:r>
+          </w:p>
+        </w:tc>
+      </w:tr>
+      <w:tr>
+        <w:trPr>
+          <w:cantSplit/>
+        </w:trPr>
+        <w:tc>
+          <w:tcPr>
+            <w:tcW w:type="dxa" w:w="1944"/>
+            <w:shd w:val="clear" w:color="auto" w:fill="F5F7FA"/>
+          </w:tcPr>
+          <w:p>
+            <w:pPr>
+              <w:spacing w:after="0" w:line="240" w:lineRule="auto"/>
+            </w:pPr>
+            <w:r>
+              <w:rPr>
+                <w:b/>
+                <w:sz w:val="18"/>
+              </w:rPr>
+              <w:t>Fill your file's gaps (optional)</w:t>
+            </w:r>
+          </w:p>
+        </w:tc>
+        <w:tc>
+          <w:tcPr>
+            <w:tcW w:type="dxa" w:w="4320"/>
+            <w:shd w:val="clear" w:color="auto" w:fill="F5F7FA"/>
+          </w:tcPr>
+          <w:p>
+            <w:pPr>
+              <w:spacing w:after="0" w:line="240" w:lineRule="auto"/>
+            </w:pPr>
+            <w:r>
+              <w:rPr>
+                <w:sz w:val="18"/>
+              </w:rPr>
+              <w:t>missing days taken from gridMET for the same days, not its ET₀; then ET₀ by FAO-56 from your columns</w:t>
+            </w:r>
+          </w:p>
+        </w:tc>
+        <w:tc>
+          <w:tcPr>
+            <w:tcW w:type="dxa" w:w="2232"/>
+            <w:shd w:val="clear" w:color="auto" w:fill="F5F7FA"/>
+          </w:tcPr>
+          <w:p>
+            <w:pPr>
+              <w:spacing w:after="0" w:line="240" w:lineRule="auto"/>
+            </w:pPr>
+            <w:r>
+              <w:rPr>
+                <w:sz w:val="18"/>
+              </w:rPr>
+              <w:t>your series + gridMET → filled series</w:t>
+            </w:r>
+          </w:p>
+        </w:tc>
+        <w:tc>
+          <w:tcPr>
+            <w:tcW w:type="dxa" w:w="1584"/>
+            <w:shd w:val="clear" w:color="auto" w:fill="F5F7FA"/>
+          </w:tcPr>
+          <w:p>
+            <w:pPr>
+              <w:spacing w:after="0" w:line="240" w:lineRule="auto"/>
+            </w:pPr>
+            <w:r>
+              <w:rPr>
+                <w:sz w:val="18"/>
+              </w:rPr>
+              <w:t xml:space="preserve">models.js · </w:t>
+            </w:r>
+            <w:r>
+              <w:rPr>
+                <w:rFonts w:ascii="Consolas" w:hAnsi="Consolas"/>
+                <w:sz w:val="16"/>
+              </w:rPr>
+              <w:t>fillGaps</w:t>
+            </w:r>
+            <w:r>
+              <w:rPr>
+                <w:sz w:val="18"/>
+              </w:rPr>
+              <w:t>; datasheet.js</w:t>
+            </w:r>
+          </w:p>
+        </w:tc>
+      </w:tr>
+      <w:tr>
+        <w:trPr>
+          <w:cantSplit/>
+        </w:trPr>
+        <w:tc>
+          <w:tcPr>
+            <w:tcW w:type="dxa" w:w="1944"/>
+          </w:tcPr>
+          <w:p>
+            <w:pPr>
+              <w:spacing w:after="0" w:line="240" w:lineRule="auto"/>
+            </w:pPr>
+            <w:r>
+              <w:rPr>
+                <w:b/>
+                <w:sz w:val="18"/>
+              </w:rPr>
+              <w:t>Clean</w:t>
+            </w:r>
+          </w:p>
+        </w:tc>
+        <w:tc>
+          <w:tcPr>
+            <w:tcW w:type="dxa" w:w="4320"/>
+          </w:tcPr>
+          <w:p>
+            <w:pPr>
+              <w:spacing w:after="0" w:line="240" w:lineRule="auto"/>
+            </w:pPr>
+            <w:r>
+              <w:rPr>
+                <w:sz w:val="18"/>
+              </w:rPr>
+              <w:t>values no station reports (rain or wind &lt; 0, solar &gt; 50 MJ/m², T outside −60…60 °C, Tmax = Tmin = 0) become missing</w:t>
+            </w:r>
+          </w:p>
+        </w:tc>
+        <w:tc>
+          <w:tcPr>
+            <w:tcW w:type="dxa" w:w="2232"/>
+          </w:tcPr>
+          <w:p>
+            <w:pPr>
+              <w:spacing w:after="0" w:line="240" w:lineRule="auto"/>
+            </w:pPr>
+            <w:r>
+              <w:rPr>
+                <w:sz w:val="18"/>
+              </w:rPr>
+              <w:t>series → cleaned series</w:t>
+            </w:r>
+          </w:p>
+        </w:tc>
+        <w:tc>
+          <w:tcPr>
+            <w:tcW w:type="dxa" w:w="1584"/>
+          </w:tcPr>
+          <w:p>
+            <w:pPr>
+              <w:spacing w:after="0" w:line="240" w:lineRule="auto"/>
+            </w:pPr>
+            <w:r>
+              <w:rPr>
+                <w:sz w:val="18"/>
+              </w:rPr>
+              <w:t xml:space="preserve">writers.js · </w:t>
+            </w:r>
+            <w:r>
+              <w:rPr>
+                <w:rFonts w:ascii="Consolas" w:hAnsi="Consolas"/>
+                <w:sz w:val="16"/>
+              </w:rPr>
+              <w:t>clean</w:t>
+            </w:r>
+          </w:p>
+        </w:tc>
+      </w:tr>
+      <w:tr>
+        <w:trPr>
+          <w:cantSplit/>
+        </w:trPr>
+        <w:tc>
+          <w:tcPr>
+            <w:tcW w:type="dxa" w:w="1944"/>
+            <w:shd w:val="clear" w:color="auto" w:fill="F5F7FA"/>
+          </w:tcPr>
+          <w:p>
+            <w:pPr>
+              <w:spacing w:after="0" w:line="240" w:lineRule="auto"/>
+            </w:pPr>
+            <w:r>
+              <w:rPr>
+                <w:b/>
+                <w:sz w:val="18"/>
+              </w:rPr>
+              <w:t>Gap-free copy (DSSAT, APSIM, AquaCrop)</w:t>
+            </w:r>
+          </w:p>
+        </w:tc>
+        <w:tc>
+          <w:tcPr>
+            <w:tcW w:type="dxa" w:w="4320"/>
+            <w:shd w:val="clear" w:color="auto" w:fill="F5F7FA"/>
+          </w:tcPr>
+          <w:p>
+            <w:pPr>
+              <w:spacing w:after="0" w:line="240" w:lineRule="auto"/>
+            </w:pPr>
+            <w:r>
+              <w:rPr>
+                <w:sz w:val="18"/>
+              </w:rPr>
+              <w:t>first to last day with Tmax and Tmin; linear Tmax, Tmin, wind; Hargreaves solar; rain 0; ET₀ FAO-56</w:t>
+            </w:r>
+          </w:p>
+        </w:tc>
+        <w:tc>
+          <w:tcPr>
+            <w:tcW w:type="dxa" w:w="2232"/>
+            <w:shd w:val="clear" w:color="auto" w:fill="F5F7FA"/>
+          </w:tcPr>
+          <w:p>
+            <w:pPr>
+              <w:spacing w:after="0" w:line="240" w:lineRule="auto"/>
+            </w:pPr>
+            <w:r>
+              <w:rPr>
+                <w:sz w:val="18"/>
+              </w:rPr>
+              <w:t>cleaned series → complete series</w:t>
+            </w:r>
+          </w:p>
+        </w:tc>
+        <w:tc>
+          <w:tcPr>
+            <w:tcW w:type="dxa" w:w="1584"/>
+            <w:shd w:val="clear" w:color="auto" w:fill="F5F7FA"/>
+          </w:tcPr>
+          <w:p>
+            <w:pPr>
+              <w:spacing w:after="0" w:line="240" w:lineRule="auto"/>
+            </w:pPr>
+            <w:r>
+              <w:rPr>
+                <w:sz w:val="18"/>
+              </w:rPr>
+              <w:t xml:space="preserve">writers.js · </w:t>
+            </w:r>
+            <w:r>
+              <w:rPr>
+                <w:rFonts w:ascii="Consolas" w:hAnsi="Consolas"/>
+                <w:sz w:val="16"/>
+              </w:rPr>
+              <w:t>complete</w:t>
+            </w:r>
+          </w:p>
+        </w:tc>
+      </w:tr>
+      <w:tr>
+        <w:trPr>
+          <w:cantSplit/>
+        </w:trPr>
+        <w:tc>
+          <w:tcPr>
+            <w:tcW w:type="dxa" w:w="1944"/>
+          </w:tcPr>
+          <w:p>
+            <w:pPr>
+              <w:spacing w:after="0" w:line="240" w:lineRule="auto"/>
+            </w:pPr>
+            <w:r>
+              <w:rPr>
+                <w:b/>
+                <w:sz w:val="18"/>
+              </w:rPr>
+              <w:t>Climate statistics</w:t>
+            </w:r>
+          </w:p>
+        </w:tc>
+        <w:tc>
+          <w:tcPr>
+            <w:tcW w:type="dxa" w:w="4320"/>
+          </w:tcPr>
+          <w:p>
+            <w:pPr>
+              <w:spacing w:after="0" w:line="240" w:lineRule="auto"/>
+            </w:pPr>
+            <w:r>
+              <w:rPr>
+                <w:sz w:val="18"/>
+              </w:rPr>
+              <w:t>TAV, AMP from 12 monthly means; generator statistics per month; 10 complete years read when the dates lack a month or a variable</w:t>
+            </w:r>
+          </w:p>
+        </w:tc>
+        <w:tc>
+          <w:tcPr>
+            <w:tcW w:type="dxa" w:w="2232"/>
+          </w:tcPr>
+          <w:p>
+            <w:pPr>
+              <w:spacing w:after="0" w:line="240" w:lineRule="auto"/>
+            </w:pPr>
+            <w:r>
+              <w:rPr>
+                <w:sz w:val="18"/>
+              </w:rPr>
+              <w:t>series → .WTH header, .met, .WP1, weather-wgn.cli</w:t>
+            </w:r>
+          </w:p>
+        </w:tc>
+        <w:tc>
+          <w:tcPr>
+            <w:tcW w:type="dxa" w:w="1584"/>
+          </w:tcPr>
+          <w:p>
+            <w:pPr>
+              <w:spacing w:after="0" w:line="240" w:lineRule="auto"/>
+            </w:pPr>
+            <w:r>
+              <w:rPr>
+                <w:sz w:val="18"/>
+              </w:rPr>
+              <w:t xml:space="preserve">writers.js · </w:t>
+            </w:r>
+            <w:r>
+              <w:rPr>
+                <w:rFonts w:ascii="Consolas" w:hAnsi="Consolas"/>
+                <w:sz w:val="16"/>
+              </w:rPr>
+              <w:t>tavAmp</w:t>
+            </w:r>
+            <w:r>
+              <w:rPr>
+                <w:sz w:val="18"/>
+              </w:rPr>
+              <w:t xml:space="preserve">, </w:t>
+            </w:r>
+            <w:r>
+              <w:rPr>
+                <w:rFonts w:ascii="Consolas" w:hAnsi="Consolas"/>
+                <w:sz w:val="16"/>
+              </w:rPr>
+              <w:t>wp1Stats</w:t>
+            </w:r>
+            <w:r>
+              <w:rPr>
+                <w:sz w:val="18"/>
+              </w:rPr>
+              <w:t xml:space="preserve">, </w:t>
+            </w:r>
+            <w:r>
+              <w:rPr>
+                <w:rFonts w:ascii="Consolas" w:hAnsi="Consolas"/>
+                <w:sz w:val="16"/>
+              </w:rPr>
+              <w:t>swatWgn</w:t>
+            </w:r>
+          </w:p>
+        </w:tc>
+      </w:tr>
+      <w:tr>
+        <w:trPr>
+          <w:cantSplit/>
+        </w:trPr>
+        <w:tc>
+          <w:tcPr>
+            <w:tcW w:type="dxa" w:w="1944"/>
+            <w:shd w:val="clear" w:color="auto" w:fill="F5F7FA"/>
+          </w:tcPr>
+          <w:p>
+            <w:pPr>
+              <w:spacing w:after="0" w:line="240" w:lineRule="auto"/>
+            </w:pPr>
+            <w:r>
+              <w:rPr>
+                <w:b/>
+                <w:sz w:val="18"/>
+              </w:rPr>
+              <w:t>Soil layers</w:t>
+            </w:r>
+          </w:p>
+        </w:tc>
+        <w:tc>
+          <w:tcPr>
+            <w:tcW w:type="dxa" w:w="4320"/>
+            <w:shd w:val="clear" w:color="auto" w:fill="F5F7FA"/>
+          </w:tcPr>
+          <w:p>
+            <w:pPr>
+              <w:spacing w:after="0" w:line="240" w:lineRule="auto"/>
+            </w:pPr>
+            <w:r>
+              <w:rPr>
+                <w:sz w:val="18"/>
+              </w:rPr>
+              <w:t>each model's usual layers, the horizons as they are, or your depths (thickness-weighted means, harmonic Ksat); stops at bedrock</w:t>
+            </w:r>
+          </w:p>
+        </w:tc>
+        <w:tc>
+          <w:tcPr>
+            <w:tcW w:type="dxa" w:w="2232"/>
+            <w:shd w:val="clear" w:color="auto" w:fill="F5F7FA"/>
+          </w:tcPr>
+          <w:p>
+            <w:pPr>
+              <w:spacing w:after="0" w:line="240" w:lineRule="auto"/>
+            </w:pPr>
+            <w:r>
+              <w:rPr>
+                <w:sz w:val="18"/>
+              </w:rPr>
+              <w:t>profile → model layers</w:t>
+            </w:r>
+          </w:p>
+        </w:tc>
+        <w:tc>
+          <w:tcPr>
+            <w:tcW w:type="dxa" w:w="1584"/>
+            <w:shd w:val="clear" w:color="auto" w:fill="F5F7FA"/>
+          </w:tcPr>
+          <w:p>
+            <w:pPr>
+              <w:spacing w:after="0" w:line="240" w:lineRule="auto"/>
+            </w:pPr>
+            <w:r>
+              <w:rPr>
+                <w:sz w:val="18"/>
+              </w:rPr>
+              <w:t xml:space="preserve">models.js · </w:t>
+            </w:r>
+            <w:r>
+              <w:rPr>
+                <w:rFonts w:ascii="Consolas" w:hAnsi="Consolas"/>
+                <w:sz w:val="16"/>
+              </w:rPr>
+              <w:t>relayer</w:t>
+            </w:r>
+            <w:r>
+              <w:rPr>
+                <w:sz w:val="18"/>
+              </w:rPr>
+              <w:t>; writers.js</w:t>
+            </w:r>
+          </w:p>
+        </w:tc>
+      </w:tr>
+      <w:tr>
+        <w:trPr>
+          <w:cantSplit/>
+        </w:trPr>
+        <w:tc>
+          <w:tcPr>
+            <w:tcW w:type="dxa" w:w="1944"/>
+          </w:tcPr>
+          <w:p>
+            <w:pPr>
+              <w:spacing w:after="0" w:line="240" w:lineRule="auto"/>
+            </w:pPr>
+            <w:r>
+              <w:rPr>
+                <w:b/>
+                <w:sz w:val="18"/>
+              </w:rPr>
+              <w:t>Write and pack</w:t>
+            </w:r>
+          </w:p>
+        </w:tc>
+        <w:tc>
+          <w:tcPr>
+            <w:tcW w:type="dxa" w:w="4320"/>
+          </w:tcPr>
+          <w:p>
+            <w:pPr>
+              <w:spacing w:after="0" w:line="240" w:lineRule="auto"/>
+            </w:pPr>
+            <w:r>
+              <w:rPr>
+                <w:sz w:val="18"/>
+              </w:rPr>
+              <w:t>each model's fixed-width or JSON layout, a README per folder, NOT_WRITTEN.txt where a model cannot be made; one zip</w:t>
+            </w:r>
+          </w:p>
+        </w:tc>
+        <w:tc>
+          <w:tcPr>
+            <w:tcW w:type="dxa" w:w="2232"/>
+          </w:tcPr>
+          <w:p>
+            <w:pPr>
+              <w:spacing w:after="0" w:line="240" w:lineRule="auto"/>
+            </w:pPr>
+            <w:r>
+              <w:rPr>
+                <w:sz w:val="18"/>
+              </w:rPr>
+              <w:t>series, soil → zip</w:t>
+            </w:r>
+          </w:p>
+        </w:tc>
+        <w:tc>
+          <w:tcPr>
+            <w:tcW w:type="dxa" w:w="1584"/>
+          </w:tcPr>
+          <w:p>
+            <w:pPr>
+              <w:spacing w:after="0" w:line="240" w:lineRule="auto"/>
+            </w:pPr>
+            <w:r>
+              <w:rPr>
+                <w:sz w:val="18"/>
+              </w:rPr>
+              <w:t xml:space="preserve">writers.js; datasheet.js · </w:t>
+            </w:r>
+            <w:r>
+              <w:rPr>
+                <w:rFonts w:ascii="Consolas" w:hAnsi="Consolas"/>
+                <w:sz w:val="16"/>
+              </w:rPr>
+              <w:t>build</w:t>
             </w:r>
           </w:p>
         </w:tc>
@@ -4915,6 +5730,269 @@
           </w:p>
         </w:tc>
       </w:tr>
+      <w:tr>
+        <w:trPr>
+          <w:cantSplit/>
+        </w:trPr>
+        <w:tc>
+          <w:tcPr>
+            <w:tcW w:type="dxa" w:w="2304"/>
+          </w:tcPr>
+          <w:p>
+            <w:pPr>
+              <w:spacing w:after="0" w:line="240" w:lineRule="auto"/>
+            </w:pPr>
+            <w:r>
+              <w:rPr>
+                <w:b/>
+                <w:sz w:val="17"/>
+              </w:rPr>
+              <w:t>Daily weather for model files (data sheet)</w:t>
+            </w:r>
+          </w:p>
+        </w:tc>
+        <w:tc>
+          <w:tcPr>
+            <w:tcW w:type="dxa" w:w="2088"/>
+          </w:tcPr>
+          <w:p>
+            <w:pPr>
+              <w:spacing w:after="0" w:line="240" w:lineRule="auto"/>
+            </w:pPr>
+            <w:r>
+              <w:rPr>
+                <w:sz w:val="17"/>
+              </w:rPr>
+              <w:t>University of Idaho gridMET; NASA POWER; or your own daily file</w:t>
+            </w:r>
+          </w:p>
+        </w:tc>
+        <w:tc>
+          <w:tcPr>
+            <w:tcW w:type="dxa" w:w="2088"/>
+          </w:tcPr>
+          <w:p>
+            <w:pPr>
+              <w:spacing w:after="0" w:line="240" w:lineRule="auto"/>
+            </w:pPr>
+            <w:r>
+              <w:rPr>
+                <w:sz w:val="17"/>
+              </w:rPr>
+              <w:t>THREDDS OPeNDAP, 9 variables (direct); POWER daily API (direct); your CSV, text or Excel file read in the browser</w:t>
+            </w:r>
+          </w:p>
+        </w:tc>
+        <w:tc>
+          <w:tcPr>
+            <w:tcW w:type="dxa" w:w="1728"/>
+          </w:tcPr>
+          <w:p>
+            <w:pPr>
+              <w:spacing w:after="0" w:line="240" w:lineRule="auto"/>
+            </w:pPr>
+            <w:r>
+              <w:rPr>
+                <w:sz w:val="17"/>
+              </w:rPr>
+              <w:t>4 km, 1979 on; 0.5°, 1981 on; your station</w:t>
+            </w:r>
+          </w:p>
+        </w:tc>
+        <w:tc>
+          <w:tcPr>
+            <w:tcW w:type="dxa" w:w="1872"/>
+          </w:tcPr>
+          <w:p>
+            <w:pPr>
+              <w:spacing w:after="0" w:line="240" w:lineRule="auto"/>
+            </w:pPr>
+            <w:r>
+              <w:rPr>
+                <w:sz w:val="17"/>
+              </w:rPr>
+              <w:t>NASA POWER; gaps in your file can be filled from gridMET</w:t>
+            </w:r>
+          </w:p>
+        </w:tc>
+      </w:tr>
+      <w:tr>
+        <w:trPr>
+          <w:cantSplit/>
+        </w:trPr>
+        <w:tc>
+          <w:tcPr>
+            <w:tcW w:type="dxa" w:w="2304"/>
+            <w:shd w:val="clear" w:color="auto" w:fill="F5F7FA"/>
+          </w:tcPr>
+          <w:p>
+            <w:pPr>
+              <w:spacing w:after="0" w:line="240" w:lineRule="auto"/>
+            </w:pPr>
+            <w:r>
+              <w:rPr>
+                <w:b/>
+                <w:sz w:val="17"/>
+              </w:rPr>
+              <w:t>Atmospheric CO₂ (APSIM files)</w:t>
+            </w:r>
+          </w:p>
+        </w:tc>
+        <w:tc>
+          <w:tcPr>
+            <w:tcW w:type="dxa" w:w="2088"/>
+            <w:shd w:val="clear" w:color="auto" w:fill="F5F7FA"/>
+          </w:tcPr>
+          <w:p>
+            <w:pPr>
+              <w:spacing w:after="0" w:line="240" w:lineRule="auto"/>
+            </w:pPr>
+            <w:r>
+              <w:rPr>
+                <w:sz w:val="17"/>
+              </w:rPr>
+              <w:t>NOAA GML Mauna Loa annual means</w:t>
+            </w:r>
+          </w:p>
+        </w:tc>
+        <w:tc>
+          <w:tcPr>
+            <w:tcW w:type="dxa" w:w="2088"/>
+            <w:shd w:val="clear" w:color="auto" w:fill="F5F7FA"/>
+          </w:tcPr>
+          <w:p>
+            <w:pPr>
+              <w:spacing w:after="0" w:line="240" w:lineRule="auto"/>
+            </w:pPr>
+            <w:r>
+              <w:rPr>
+                <w:sz w:val="17"/>
+              </w:rPr>
+              <w:t>built into the app</w:t>
+            </w:r>
+          </w:p>
+        </w:tc>
+        <w:tc>
+          <w:tcPr>
+            <w:tcW w:type="dxa" w:w="1728"/>
+            <w:shd w:val="clear" w:color="auto" w:fill="F5F7FA"/>
+          </w:tcPr>
+          <w:p>
+            <w:pPr>
+              <w:spacing w:after="0" w:line="240" w:lineRule="auto"/>
+            </w:pPr>
+            <w:r>
+              <w:rPr>
+                <w:sz w:val="17"/>
+              </w:rPr>
+              <w:t>1979–2025, +2.5 ppm a year after</w:t>
+            </w:r>
+          </w:p>
+        </w:tc>
+        <w:tc>
+          <w:tcPr>
+            <w:tcW w:type="dxa" w:w="1872"/>
+            <w:shd w:val="clear" w:color="auto" w:fill="F5F7FA"/>
+          </w:tcPr>
+          <w:p>
+            <w:pPr>
+              <w:spacing w:after="0" w:line="240" w:lineRule="auto"/>
+            </w:pPr>
+            <w:r>
+              <w:rPr>
+                <w:sz w:val="17"/>
+              </w:rPr>
+              <w:t>—</w:t>
+            </w:r>
+          </w:p>
+        </w:tc>
+      </w:tr>
+      <w:tr>
+        <w:trPr>
+          <w:cantSplit/>
+        </w:trPr>
+        <w:tc>
+          <w:tcPr>
+            <w:tcW w:type="dxa" w:w="2304"/>
+          </w:tcPr>
+          <w:p>
+            <w:pPr>
+              <w:spacing w:after="0" w:line="240" w:lineRule="auto"/>
+            </w:pPr>
+            <w:r>
+              <w:rPr>
+                <w:b/>
+                <w:sz w:val="17"/>
+              </w:rPr>
+              <w:t>Your soil profile (data sheet)</w:t>
+            </w:r>
+          </w:p>
+        </w:tc>
+        <w:tc>
+          <w:tcPr>
+            <w:tcW w:type="dxa" w:w="2088"/>
+          </w:tcPr>
+          <w:p>
+            <w:pPr>
+              <w:spacing w:after="0" w:line="240" w:lineRule="auto"/>
+            </w:pPr>
+            <w:r>
+              <w:rPr>
+                <w:sz w:val="17"/>
+              </w:rPr>
+              <w:t>your lab results or edits</w:t>
+            </w:r>
+          </w:p>
+        </w:tc>
+        <w:tc>
+          <w:tcPr>
+            <w:tcW w:type="dxa" w:w="2088"/>
+          </w:tcPr>
+          <w:p>
+            <w:pPr>
+              <w:spacing w:after="0" w:line="240" w:lineRule="auto"/>
+            </w:pPr>
+            <w:r>
+              <w:rPr>
+                <w:sz w:val="17"/>
+              </w:rPr>
+              <w:t>typed into the sheet or read from a CSV in the browser</w:t>
+            </w:r>
+          </w:p>
+        </w:tc>
+        <w:tc>
+          <w:tcPr>
+            <w:tcW w:type="dxa" w:w="1728"/>
+          </w:tcPr>
+          <w:p>
+            <w:pPr>
+              <w:spacing w:after="0" w:line="240" w:lineRule="auto"/>
+            </w:pPr>
+            <w:r>
+              <w:rPr>
+                <w:sz w:val="17"/>
+              </w:rPr>
+              <w:t>your layers</w:t>
+            </w:r>
+          </w:p>
+        </w:tc>
+        <w:tc>
+          <w:tcPr>
+            <w:tcW w:type="dxa" w:w="1872"/>
+          </w:tcPr>
+          <w:p>
+            <w:pPr>
+              <w:spacing w:after="0" w:line="240" w:lineRule="auto"/>
+            </w:pPr>
+            <w:r>
+              <w:rPr>
+                <w:sz w:val="17"/>
+              </w:rPr>
+              <w:t>blanks estimated with Saxton &amp; Rawls (2006)</w:t>
+            </w:r>
+          </w:p>
+        </w:tc>
+      </w:tr>
     </w:tbl>
     <w:p>
       <w:pPr>
@@ -5718,6 +6796,117 @@
                 <w:sz w:val="18"/>
               </w:rPr>
               <w:t>SSURGO WEG/I (UC Davis SoilWeb rasters), NRCS C, NASA POWER monthly wind</w:t>
+            </w:r>
+          </w:p>
+        </w:tc>
+      </w:tr>
+      <w:tr>
+        <w:trPr>
+          <w:cantSplit/>
+        </w:trPr>
+        <w:tc>
+          <w:tcPr>
+            <w:tcW w:type="dxa" w:w="2880"/>
+            <w:shd w:val="clear" w:color="auto" w:fill="F5F7FA"/>
+          </w:tcPr>
+          <w:p>
+            <w:pPr>
+              <w:spacing w:after="0" w:line="240" w:lineRule="auto"/>
+            </w:pPr>
+            <w:r>
+              <w:rPr>
+                <w:b/>
+                <w:sz w:val="18"/>
+              </w:rPr>
+              <w:t>Model files (data sheet zip)</w:t>
+            </w:r>
+          </w:p>
+        </w:tc>
+        <w:tc>
+          <w:tcPr>
+            <w:tcW w:type="dxa" w:w="3168"/>
+            <w:shd w:val="clear" w:color="auto" w:fill="F5F7FA"/>
+          </w:tcPr>
+          <w:p>
+            <w:pPr>
+              <w:spacing w:after="0" w:line="240" w:lineRule="auto"/>
+            </w:pPr>
+            <w:r>
+              <w:rPr>
+                <w:sz w:val="18"/>
+              </w:rPr>
+              <w:t>each model's layout, gaps filled where the model needs it</w:t>
+            </w:r>
+          </w:p>
+        </w:tc>
+        <w:tc>
+          <w:tcPr>
+            <w:tcW w:type="dxa" w:w="4032"/>
+            <w:shd w:val="clear" w:color="auto" w:fill="F5F7FA"/>
+          </w:tcPr>
+          <w:p>
+            <w:pPr>
+              <w:spacing w:after="0" w:line="240" w:lineRule="auto"/>
+            </w:pPr>
+            <w:r>
+              <w:rPr>
+                <w:sz w:val="18"/>
+              </w:rPr>
+              <w:t>gridMET, NASA POWER or your file; the survey soil or yours</w:t>
+            </w:r>
+          </w:p>
+        </w:tc>
+      </w:tr>
+      <w:tr>
+        <w:trPr>
+          <w:cantSplit/>
+        </w:trPr>
+        <w:tc>
+          <w:tcPr>
+            <w:tcW w:type="dxa" w:w="2880"/>
+          </w:tcPr>
+          <w:p>
+            <w:pPr>
+              <w:spacing w:after="0" w:line="240" w:lineRule="auto"/>
+            </w:pPr>
+            <w:r>
+              <w:rPr>
+                <w:b/>
+                <w:sz w:val="18"/>
+              </w:rPr>
+              <w:t>Figure and table downloads</w:t>
+            </w:r>
+          </w:p>
+        </w:tc>
+        <w:tc>
+          <w:tcPr>
+            <w:tcW w:type="dxa" w:w="3168"/>
+          </w:tcPr>
+          <w:p>
+            <w:pPr>
+              <w:spacing w:after="0" w:line="240" w:lineRule="auto"/>
+            </w:pPr>
+            <w:r>
+              <w:rPr>
+                <w:sz w:val="18"/>
+              </w:rPr>
+              <w:t>charts redrawn at the chosen size and DPI; CSV with units</w:t>
+            </w:r>
+          </w:p>
+        </w:tc>
+        <w:tc>
+          <w:tcPr>
+            <w:tcW w:type="dxa" w:w="4032"/>
+          </w:tcPr>
+          <w:p>
+            <w:pPr>
+              <w:spacing w:after="0" w:line="240" w:lineRule="auto"/>
+            </w:pPr>
+            <w:r>
+              <w:rPr>
+                <w:sz w:val="18"/>
+              </w:rPr>
+              <w:t>the results above, in the units chosen</w:t>
             </w:r>
           </w:p>
         </w:tc>
@@ -6071,7 +7260,7 @@
                 <w:b/>
                 <w:sz w:val="18"/>
               </w:rPr>
-              <w:t>js/soil.js</w:t>
+              <w:t>js/units.js</w:t>
             </w:r>
           </w:p>
         </w:tc>
@@ -6087,7 +7276,7 @@
               <w:rPr>
                 <w:sz w:val="18"/>
               </w:rPr>
-              <w:t>SSURGO queries, texture, WEG and I, Saxton &amp; Rawls, RWEQ, CSV and .SOL export</w:t>
+              <w:t>the units table: quantities, conversions, metric and US presets, risk classes in every unit</w:t>
             </w:r>
           </w:p>
         </w:tc>
@@ -6110,7 +7299,7 @@
                 <w:b/>
                 <w:sz w:val="18"/>
               </w:rPr>
-              <w:t>js/wind.js</w:t>
+              <w:t>js/export.js</w:t>
             </w:r>
           </w:p>
         </w:tc>
@@ -6127,7 +7316,7 @@
               <w:rPr>
                 <w:sz w:val="18"/>
               </w:rPr>
-              <w:t>wind and moisture downloads with fallbacks, station choice and QC, calibration, monthly analysis</w:t>
+              <w:t>PNG, JPEG and TIFF files with their DPI, CSV, saving files</w:t>
             </w:r>
           </w:p>
         </w:tc>
@@ -6149,7 +7338,7 @@
                 <w:b/>
                 <w:sz w:val="18"/>
               </w:rPr>
-              <w:t>js/app.js</w:t>
+              <w:t>js/soil.js</w:t>
             </w:r>
           </w:p>
         </w:tc>
@@ -6165,7 +7354,7 @@
               <w:rPr>
                 <w:sz w:val="18"/>
               </w:rPr>
-              <w:t>map, Texas check, loading sequence, risk model, elevation and land cover, rendering of every tab</w:t>
+              <w:t>SSURGO queries, texture, WEG and I, Saxton &amp; Rawls, RWEQ, CSV export</w:t>
             </w:r>
           </w:p>
         </w:tc>
@@ -6188,7 +7377,7 @@
                 <w:b/>
                 <w:sz w:val="18"/>
               </w:rPr>
-              <w:t>js/charts.js</w:t>
+              <w:t>js/wind.js</w:t>
             </w:r>
           </w:p>
         </w:tc>
@@ -6205,7 +7394,241 @@
               <w:rPr>
                 <w:sz w:val="18"/>
               </w:rPr>
-              <w:t>Chart.js charts</w:t>
+              <w:t>wind and moisture downloads with fallbacks, periods, station choice and QC, calibration, monthly analysis, daily weather for model files</w:t>
+            </w:r>
+          </w:p>
+        </w:tc>
+      </w:tr>
+      <w:tr>
+        <w:trPr>
+          <w:cantSplit/>
+        </w:trPr>
+        <w:tc>
+          <w:tcPr>
+            <w:tcW w:type="dxa" w:w="2736"/>
+          </w:tcPr>
+          <w:p>
+            <w:pPr>
+              <w:spacing w:after="0" w:line="240" w:lineRule="auto"/>
+            </w:pPr>
+            <w:r>
+              <w:rPr>
+                <w:b/>
+                <w:sz w:val="18"/>
+              </w:rPr>
+              <w:t>js/app.js</w:t>
+            </w:r>
+          </w:p>
+        </w:tc>
+        <w:tc>
+          <w:tcPr>
+            <w:tcW w:type="dxa" w:w="7344"/>
+          </w:tcPr>
+          <w:p>
+            <w:pPr>
+              <w:spacing w:after="0" w:line="240" w:lineRule="auto"/>
+            </w:pPr>
+            <w:r>
+              <w:rPr>
+                <w:sz w:val="18"/>
+              </w:rPr>
+              <w:t>map, Texas check, loading sequence, risk model, elevation and land cover, rendering of every tab</w:t>
+            </w:r>
+          </w:p>
+        </w:tc>
+      </w:tr>
+      <w:tr>
+        <w:trPr>
+          <w:cantSplit/>
+        </w:trPr>
+        <w:tc>
+          <w:tcPr>
+            <w:tcW w:type="dxa" w:w="2736"/>
+            <w:shd w:val="clear" w:color="auto" w:fill="F5F7FA"/>
+          </w:tcPr>
+          <w:p>
+            <w:pPr>
+              <w:spacing w:after="0" w:line="240" w:lineRule="auto"/>
+            </w:pPr>
+            <w:r>
+              <w:rPr>
+                <w:b/>
+                <w:sz w:val="18"/>
+              </w:rPr>
+              <w:t>js/charts.js</w:t>
+            </w:r>
+          </w:p>
+        </w:tc>
+        <w:tc>
+          <w:tcPr>
+            <w:tcW w:type="dxa" w:w="7344"/>
+            <w:shd w:val="clear" w:color="auto" w:fill="F5F7FA"/>
+          </w:tcPr>
+          <w:p>
+            <w:pPr>
+              <w:spacing w:after="0" w:line="240" w:lineRule="auto"/>
+            </w:pPr>
+            <w:r>
+              <w:rPr>
+                <w:sz w:val="18"/>
+              </w:rPr>
+              <w:t>Chart.js charts, drawn on screen or off screen for downloads</w:t>
+            </w:r>
+          </w:p>
+        </w:tc>
+      </w:tr>
+      <w:tr>
+        <w:trPr>
+          <w:cantSplit/>
+        </w:trPr>
+        <w:tc>
+          <w:tcPr>
+            <w:tcW w:type="dxa" w:w="2736"/>
+          </w:tcPr>
+          <w:p>
+            <w:pPr>
+              <w:spacing w:after="0" w:line="240" w:lineRule="auto"/>
+            </w:pPr>
+            <w:r>
+              <w:rPr>
+                <w:b/>
+                <w:sz w:val="18"/>
+              </w:rPr>
+              <w:t>js/downloads.js</w:t>
+            </w:r>
+          </w:p>
+        </w:tc>
+        <w:tc>
+          <w:tcPr>
+            <w:tcW w:type="dxa" w:w="7344"/>
+          </w:tcPr>
+          <w:p>
+            <w:pPr>
+              <w:spacing w:after="0" w:line="240" w:lineRule="auto"/>
+            </w:pPr>
+            <w:r>
+              <w:rPr>
+                <w:sz w:val="18"/>
+              </w:rPr>
+              <w:t>the units sheet, figure sheet (size, DPI, format) and CSV tables</w:t>
+            </w:r>
+          </w:p>
+        </w:tc>
+      </w:tr>
+      <w:tr>
+        <w:trPr>
+          <w:cantSplit/>
+        </w:trPr>
+        <w:tc>
+          <w:tcPr>
+            <w:tcW w:type="dxa" w:w="2736"/>
+            <w:shd w:val="clear" w:color="auto" w:fill="F5F7FA"/>
+          </w:tcPr>
+          <w:p>
+            <w:pPr>
+              <w:spacing w:after="0" w:line="240" w:lineRule="auto"/>
+            </w:pPr>
+            <w:r>
+              <w:rPr>
+                <w:b/>
+                <w:sz w:val="18"/>
+              </w:rPr>
+              <w:t>js/models.js</w:t>
+            </w:r>
+          </w:p>
+        </w:tc>
+        <w:tc>
+          <w:tcPr>
+            <w:tcW w:type="dxa" w:w="7344"/>
+            <w:shd w:val="clear" w:color="auto" w:fill="F5F7FA"/>
+          </w:tcPr>
+          <w:p>
+            <w:pPr>
+              <w:spacing w:after="0" w:line="240" w:lineRule="auto"/>
+            </w:pPr>
+            <w:r>
+              <w:rPr>
+                <w:sz w:val="18"/>
+              </w:rPr>
+              <w:t>weather and soil structures for model files, your weather and soil files, soil re-layering, zip</w:t>
+            </w:r>
+          </w:p>
+        </w:tc>
+      </w:tr>
+      <w:tr>
+        <w:trPr>
+          <w:cantSplit/>
+        </w:trPr>
+        <w:tc>
+          <w:tcPr>
+            <w:tcW w:type="dxa" w:w="2736"/>
+          </w:tcPr>
+          <w:p>
+            <w:pPr>
+              <w:spacing w:after="0" w:line="240" w:lineRule="auto"/>
+            </w:pPr>
+            <w:r>
+              <w:rPr>
+                <w:b/>
+                <w:sz w:val="18"/>
+              </w:rPr>
+              <w:t>js/writers.js</w:t>
+            </w:r>
+          </w:p>
+        </w:tc>
+        <w:tc>
+          <w:tcPr>
+            <w:tcW w:type="dxa" w:w="7344"/>
+          </w:tcPr>
+          <w:p>
+            <w:pPr>
+              <w:spacing w:after="0" w:line="240" w:lineRule="auto"/>
+            </w:pPr>
+            <w:r>
+              <w:rPr>
+                <w:sz w:val="18"/>
+              </w:rPr>
+              <w:t>DSSAT, SWAT+, EPIC, APEX, APSIM, AquaCrop and plain CSV writers</w:t>
+            </w:r>
+          </w:p>
+        </w:tc>
+      </w:tr>
+      <w:tr>
+        <w:trPr>
+          <w:cantSplit/>
+        </w:trPr>
+        <w:tc>
+          <w:tcPr>
+            <w:tcW w:type="dxa" w:w="2736"/>
+            <w:shd w:val="clear" w:color="auto" w:fill="F5F7FA"/>
+          </w:tcPr>
+          <w:p>
+            <w:pPr>
+              <w:spacing w:after="0" w:line="240" w:lineRule="auto"/>
+            </w:pPr>
+            <w:r>
+              <w:rPr>
+                <w:b/>
+                <w:sz w:val="18"/>
+              </w:rPr>
+              <w:t>js/datasheet.js</w:t>
+            </w:r>
+          </w:p>
+        </w:tc>
+        <w:tc>
+          <w:tcPr>
+            <w:tcW w:type="dxa" w:w="7344"/>
+            <w:shd w:val="clear" w:color="auto" w:fill="F5F7FA"/>
+          </w:tcPr>
+          <w:p>
+            <w:pPr>
+              <w:spacing w:after="0" w:line="240" w:lineRule="auto"/>
+            </w:pPr>
+            <w:r>
+              <w:rPr>
+                <w:sz w:val="18"/>
+              </w:rPr>
+              <w:t>the data sheet: weather source, dates, soil, layers, models; builds the zip</w:t>
             </w:r>
           </w:p>
         </w:tc>

--- a/docs/WindGuard_TX_Data_Flow.docx
+++ b/docs/WindGuard_TX_Data_Flow.docx
@@ -31,7 +31,7 @@
           <w:color w:val="616E7C"/>
           <w:sz w:val="18"/>
         </w:rPr>
-        <w:t>App: barsa1ly.github.io/windguard-tx   ·   Code: github.com/barsa1ly/windguard-tx (commit eb11490)   ·   October 30, 2026</w:t>
+        <w:t>App: barsa1ly.github.io/windguard-tx   ·   Code: github.com/barsa1ly/windguard-tx (commit c349376)   ·   October 30, 2026</w:t>
       </w:r>
     </w:p>
     <w:p>

--- a/docs/WindGuard_TX_Data_Flow.docx
+++ b/docs/WindGuard_TX_Data_Flow.docx
@@ -31,7 +31,7 @@
           <w:color w:val="616E7C"/>
           <w:sz w:val="18"/>
         </w:rPr>
-        <w:t>App: barsa1ly.github.io/windguard-tx   ·   Code: github.com/barsa1ly/windguard-tx (commit c349376)   ·   October 30, 2026</w:t>
+        <w:t>App: barsa1ly.github.io/windguard-tx   ·   Code: github.com/barsa1ly/windguard-tx (commit 94ec673)   ·   October 30, 2026</w:t>
       </w:r>
     </w:p>
     <w:p>
@@ -240,7 +240,7 @@
         <w:t>Downloads.</w:t>
       </w:r>
       <w:r>
-        <w:t xml:space="preserve"> Every chart can be saved as PNG, TIFF or JPEG at a chosen size and DPI, or as CSV. The data sheet reads daily weather for the chosen dates (gridMET, NASA POWER or your file), takes the survey soil or yours, and writes files for DSSAT, SWAT+, EPIC, APEX, APSIM and AquaCrop into one zip (section 8).</w:t>
+        <w:t xml:space="preserve"> Every chart can be saved as PNG, TIFF or JPEG at a chosen size and DPI, or as CSV. The data sheet reads daily weather for the chosen dates (gridMET, NASA POWER or your file), takes the survey soil or yours, and writes files for DSSAT, SWAT+, EPIC, APEX, APSIM and AquaCrop into one zip (section 8). Its Preview button draws all of that as charts and tables first, with nothing saved.</w:t>
       </w:r>
     </w:p>
     <w:p>
@@ -7650,7 +7650,7 @@
                 <w:b/>
                 <w:sz w:val="18"/>
               </w:rPr>
-              <w:t>js/practices.js</w:t>
+              <w:t>js/preview.js</w:t>
             </w:r>
           </w:p>
         </w:tc>
@@ -7666,7 +7666,7 @@
               <w:rPr>
                 <w:sz w:val="18"/>
               </w:rPr>
-              <w:t>practice planner: questions, rules, specifications, species tables</w:t>
+              <w:t>the data sheet's preview: charts and tables of what a download will hold, before it is saved</w:t>
             </w:r>
           </w:p>
         </w:tc>
@@ -7689,7 +7689,7 @@
                 <w:b/>
                 <w:sz w:val="18"/>
               </w:rPr>
-              <w:t>js/area.js</w:t>
+              <w:t>js/practices.js</w:t>
             </w:r>
           </w:p>
         </w:tc>
@@ -7706,7 +7706,7 @@
               <w:rPr>
                 <w:sz w:val="18"/>
               </w:rPr>
-              <w:t>field or area analysis: drawing, boundary files, clipped soils, left-out features, sampling, panel, CSV; map-click check</w:t>
+              <w:t>practice planner: questions, rules, specifications, species tables</w:t>
             </w:r>
           </w:p>
         </w:tc>
@@ -7728,7 +7728,7 @@
                 <w:b/>
                 <w:sz w:val="18"/>
               </w:rPr>
-              <w:t>js/methods.js</w:t>
+              <w:t>js/area.js</w:t>
             </w:r>
           </w:p>
         </w:tc>
@@ -7744,7 +7744,7 @@
               <w:rPr>
                 <w:sz w:val="18"/>
               </w:rPr>
-              <w:t>Methods sheet: sources used at the point, source catalog, equations</w:t>
+              <w:t>field or area analysis: drawing, boundary files, clipped soils, left-out features, sampling, panel, CSV; map-click check</w:t>
             </w:r>
           </w:p>
         </w:tc>
@@ -7767,7 +7767,7 @@
                 <w:b/>
                 <w:sz w:val="18"/>
               </w:rPr>
-              <w:t>data/stations.js</w:t>
+              <w:t>js/methods.js</w:t>
             </w:r>
           </w:p>
         </w:tc>
@@ -7784,7 +7784,7 @@
               <w:rPr>
                 <w:sz w:val="18"/>
               </w:rPr>
-              <w:t>built-in airport list (made by tools/fetch_stations.py)</w:t>
+              <w:t>Methods sheet: sources used at the point, source catalog, equations</w:t>
             </w:r>
           </w:p>
         </w:tc>
@@ -7806,7 +7806,7 @@
                 <w:b/>
                 <w:sz w:val="18"/>
               </w:rPr>
-              <w:t>data/layers.js, data/*.png</w:t>
+              <w:t>data/stations.js</w:t>
             </w:r>
           </w:p>
         </w:tc>
@@ -7822,7 +7822,7 @@
               <w:rPr>
                 <w:sz w:val="18"/>
               </w:rPr>
-              <w:t>statewide layers and the Texas outline (made by tools/build_layers.py)</w:t>
+              <w:t>built-in airport list (made by tools/fetch_stations.py)</w:t>
             </w:r>
           </w:p>
         </w:tc>
@@ -7845,7 +7845,7 @@
                 <w:b/>
                 <w:sz w:val="18"/>
               </w:rPr>
-              <w:t>tools/*.py</w:t>
+              <w:t>data/layers.js, data/*.png</w:t>
             </w:r>
           </w:p>
         </w:tc>
@@ -7853,6 +7853,44 @@
           <w:tcPr>
             <w:tcW w:type="dxa" w:w="7344"/>
             <w:shd w:val="clear" w:color="auto" w:fill="F5F7FA"/>
+          </w:tcPr>
+          <w:p>
+            <w:pPr>
+              <w:spacing w:after="0" w:line="240" w:lineRule="auto"/>
+            </w:pPr>
+            <w:r>
+              <w:rPr>
+                <w:sz w:val="18"/>
+              </w:rPr>
+              <w:t>statewide layers and the Texas outline (made by tools/build_layers.py)</w:t>
+            </w:r>
+          </w:p>
+        </w:tc>
+      </w:tr>
+      <w:tr>
+        <w:trPr>
+          <w:cantSplit/>
+        </w:trPr>
+        <w:tc>
+          <w:tcPr>
+            <w:tcW w:type="dxa" w:w="2736"/>
+          </w:tcPr>
+          <w:p>
+            <w:pPr>
+              <w:spacing w:after="0" w:line="240" w:lineRule="auto"/>
+            </w:pPr>
+            <w:r>
+              <w:rPr>
+                <w:b/>
+                <w:sz w:val="18"/>
+              </w:rPr>
+              <w:t>tools/*.py</w:t>
+            </w:r>
+          </w:p>
+        </w:tc>
+        <w:tc>
+          <w:tcPr>
+            <w:tcW w:type="dxa" w:w="7344"/>
           </w:tcPr>
           <w:p>
             <w:pPr>

--- a/docs/WindGuard_TX_Data_Flow.docx
+++ b/docs/WindGuard_TX_Data_Flow.docx
@@ -31,7 +31,7 @@
           <w:color w:val="616E7C"/>
           <w:sz w:val="18"/>
         </w:rPr>
-        <w:t>App: barsa1ly.github.io/windguard-tx   ·   Code: github.com/barsa1ly/windguard-tx (commit 94ec673)   ·   October 30, 2026</w:t>
+        <w:t>App: barsa1ly.github.io/windguard-tx   ·   Code: github.com/barsa1ly/windguard-tx (commit 03671cf)   ·   October 30, 2026</w:t>
       </w:r>
     </w:p>
     <w:p>
@@ -7689,7 +7689,7 @@
                 <w:b/>
                 <w:sz w:val="18"/>
               </w:rPr>
-              <w:t>js/practices.js</w:t>
+              <w:t>js/templates.js</w:t>
             </w:r>
           </w:p>
         </w:tc>
@@ -7706,7 +7706,7 @@
               <w:rPr>
                 <w:sz w:val="18"/>
               </w:rPr>
-              <w:t>practice planner: questions, rules, specifications, species tables</w:t>
+              <w:t>the layout of your own weather and soil files: tick the columns, choose units, download a template</w:t>
             </w:r>
           </w:p>
         </w:tc>
@@ -7728,7 +7728,7 @@
                 <w:b/>
                 <w:sz w:val="18"/>
               </w:rPr>
-              <w:t>js/area.js</w:t>
+              <w:t>js/practices.js</w:t>
             </w:r>
           </w:p>
         </w:tc>
@@ -7744,7 +7744,7 @@
               <w:rPr>
                 <w:sz w:val="18"/>
               </w:rPr>
-              <w:t>field or area analysis: drawing, boundary files, clipped soils, left-out features, sampling, panel, CSV; map-click check</w:t>
+              <w:t>practice planner: questions, rules, specifications, species tables</w:t>
             </w:r>
           </w:p>
         </w:tc>
@@ -7767,7 +7767,7 @@
                 <w:b/>
                 <w:sz w:val="18"/>
               </w:rPr>
-              <w:t>js/methods.js</w:t>
+              <w:t>js/area.js</w:t>
             </w:r>
           </w:p>
         </w:tc>
@@ -7784,7 +7784,7 @@
               <w:rPr>
                 <w:sz w:val="18"/>
               </w:rPr>
-              <w:t>Methods sheet: sources used at the point, source catalog, equations</w:t>
+              <w:t>field or area analysis: drawing, boundary files, clipped soils, left-out features, sampling, panel, CSV; map-click check</w:t>
             </w:r>
           </w:p>
         </w:tc>
@@ -7806,7 +7806,7 @@
                 <w:b/>
                 <w:sz w:val="18"/>
               </w:rPr>
-              <w:t>data/stations.js</w:t>
+              <w:t>js/methods.js</w:t>
             </w:r>
           </w:p>
         </w:tc>
@@ -7822,7 +7822,7 @@
               <w:rPr>
                 <w:sz w:val="18"/>
               </w:rPr>
-              <w:t>built-in airport list (made by tools/fetch_stations.py)</w:t>
+              <w:t>Methods sheet: sources used at the point, source catalog, equations</w:t>
             </w:r>
           </w:p>
         </w:tc>
@@ -7845,7 +7845,7 @@
                 <w:b/>
                 <w:sz w:val="18"/>
               </w:rPr>
-              <w:t>data/layers.js, data/*.png</w:t>
+              <w:t>data/stations.js</w:t>
             </w:r>
           </w:p>
         </w:tc>
@@ -7862,7 +7862,7 @@
               <w:rPr>
                 <w:sz w:val="18"/>
               </w:rPr>
-              <w:t>statewide layers and the Texas outline (made by tools/build_layers.py)</w:t>
+              <w:t>built-in airport list (made by tools/fetch_stations.py)</w:t>
             </w:r>
           </w:p>
         </w:tc>
@@ -7884,6 +7884,45 @@
                 <w:b/>
                 <w:sz w:val="18"/>
               </w:rPr>
+              <w:t>data/layers.js, data/*.png</w:t>
+            </w:r>
+          </w:p>
+        </w:tc>
+        <w:tc>
+          <w:tcPr>
+            <w:tcW w:type="dxa" w:w="7344"/>
+          </w:tcPr>
+          <w:p>
+            <w:pPr>
+              <w:spacing w:after="0" w:line="240" w:lineRule="auto"/>
+            </w:pPr>
+            <w:r>
+              <w:rPr>
+                <w:sz w:val="18"/>
+              </w:rPr>
+              <w:t>statewide layers and the Texas outline (made by tools/build_layers.py)</w:t>
+            </w:r>
+          </w:p>
+        </w:tc>
+      </w:tr>
+      <w:tr>
+        <w:trPr>
+          <w:cantSplit/>
+        </w:trPr>
+        <w:tc>
+          <w:tcPr>
+            <w:tcW w:type="dxa" w:w="2736"/>
+            <w:shd w:val="clear" w:color="auto" w:fill="F5F7FA"/>
+          </w:tcPr>
+          <w:p>
+            <w:pPr>
+              <w:spacing w:after="0" w:line="240" w:lineRule="auto"/>
+            </w:pPr>
+            <w:r>
+              <w:rPr>
+                <w:b/>
+                <w:sz w:val="18"/>
+              </w:rPr>
               <w:t>tools/*.py</w:t>
             </w:r>
           </w:p>
@@ -7891,6 +7930,7 @@
         <w:tc>
           <w:tcPr>
             <w:tcW w:type="dxa" w:w="7344"/>
+            <w:shd w:val="clear" w:color="auto" w:fill="F5F7FA"/>
           </w:tcPr>
           <w:p>
             <w:pPr>
